--- a/抽離教學_數學/額外評核任務/課後補救教學/課後補救教學_初三數學補救班_20261029_統測考點練習_學生卷.docx
+++ b/抽離教學_數學/額外評核任務/課後補救教學/課後補救教學_初三數學補救班_20261029_統測考點練習_學生卷.docx
@@ -48,7 +48,7 @@
           <w:sz w:val="24"/>
           <w:szCs w:val="24"/>
         </w:rPr>
-        <w:t xml:space="preserve">帶回家完成　　共五大題（16 題）　　滿分 100 分　　得分：＿＿＿＿ / 100</w:t>
+        <w:t xml:space="preserve">建議 35–45 分鐘完成　　共五大題（9 題）　　滿分 100 分　　得分：＿＿＿＿ / 100</w:t>
       </w:r>
     </w:p>
     <w:p>
@@ -62,7 +62,7 @@
           <w:sz w:val="24"/>
           <w:szCs w:val="24"/>
         </w:rPr>
-        <w:t xml:space="preserve">老師批改後，請在每題的「改正」欄完成訂正，下一節帶回。</w:t>
+        <w:t xml:space="preserve">每大題的最後一題，格式與統測題目相同。老師批改後，請在「改正」欄完成訂正。</w:t>
       </w:r>
     </w:p>
     <w:p>
@@ -79,219 +79,8 @@
           <w:sz w:val="28"/>
           <w:szCs w:val="28"/>
         </w:rPr>
-        <w:t xml:space="preserve">一、拋物線與 x 軸的公共點・方程的根（26 分）</w:t>
+        <w:t xml:space="preserve">一、拋物線與 x 軸的公共點・方程的根（10 分）</w:t>
       </w:r>
-    </w:p>
-    <w:tbl>
-      <w:tblPr>
-        <w:tblW w:w="11338" w:type="dxa"/>
-        <w:tblBorders>
-          <w:top w:val="single" w:sz="4" w:space="0" w:color="000000"/>
-          <w:left w:val="single" w:sz="4" w:space="0" w:color="000000"/>
-          <w:bottom w:val="single" w:sz="4" w:space="0" w:color="000000"/>
-          <w:right w:val="single" w:sz="4" w:space="0" w:color="000000"/>
-        </w:tblBorders>
-        <w:tblLayout w:type="fixed"/>
-      </w:tblPr>
-      <w:tblGrid>
-        <w:gridCol w:w="11338"/>
-      </w:tblGrid>
-      <w:tr>
-        <w:trPr>
-          <w:cantSplit/>
-        </w:trPr>
-        <w:tc>
-          <w:tcPr>
-            <w:tcW w:w="11338" w:type="dxa"/>
-            <w:tcMar>
-              <w:top w:w="80" w:type="dxa"/>
-              <w:left w:w="120" w:type="dxa"/>
-              <w:bottom w:w="80" w:type="dxa"/>
-              <w:right w:w="120" w:type="dxa"/>
-            </w:tcMar>
-          </w:tcPr>
-          <w:p>
-            <w:pPr>
-              <w:keepNext/>
-              <w:spacing w:line="360" w:lineRule="auto" w:after="80"/>
-              <w:jc w:val="left"/>
-            </w:pPr>
-            <w:r>
-              <w:rPr>
-                <w:rFonts w:ascii="Calibri" w:hAnsi="Calibri" w:eastAsia="微軟正黑體"/>
-                <w:b/>
-                <w:bCs/>
-                <w:sz w:val="24"/>
-                <w:szCs w:val="24"/>
-              </w:rPr>
-              <w:t xml:space="preserve">▍判別式</w:t>
-            </w:r>
-          </w:p>
-          <w:p>
-            <w:pPr>
-              <w:keepNext/>
-              <w:spacing w:line="360" w:lineRule="auto" w:after="80"/>
-              <w:jc w:val="center"/>
-            </w:pPr>
-            <m:oMath>
-              <m:r>
-                <m:t xml:space="preserve">Δ=</m:t>
-              </m:r>
-              <m:sSup>
-                <m:e>
-                  <m:r>
-                    <m:t xml:space="preserve">b</m:t>
-                  </m:r>
-                </m:e>
-                <m:sup>
-                  <m:r>
-                    <m:t xml:space="preserve">2</m:t>
-                  </m:r>
-                </m:sup>
-              </m:sSup>
-              <m:r>
-                <m:t xml:space="preserve">−</m:t>
-              </m:r>
-              <m:r>
-                <m:t xml:space="preserve">4</m:t>
-              </m:r>
-              <m:r>
-                <m:t xml:space="preserve">a</m:t>
-              </m:r>
-              <m:r>
-                <m:t xml:space="preserve">c</m:t>
-              </m:r>
-            </m:oMath>
-          </w:p>
-          <w:p>
-            <w:pPr>
-              <w:keepNext/>
-              <w:spacing w:line="360" w:lineRule="auto" w:after="80"/>
-              <w:ind w:left="280"/>
-              <w:jc w:val="left"/>
-            </w:pPr>
-            <w:r>
-              <w:rPr>
-                <w:rFonts w:ascii="Calibri" w:hAnsi="Calibri" w:eastAsia="微軟正黑體"/>
-                <w:sz w:val="24"/>
-                <w:szCs w:val="24"/>
-              </w:rPr>
-              <w:t xml:space="preserve">看拋物線 </w:t>
-            </w:r>
-            <m:oMath>
-              <m:r>
-                <m:t xml:space="preserve">y</m:t>
-              </m:r>
-              <m:r>
-                <m:t xml:space="preserve">=</m:t>
-              </m:r>
-              <m:r>
-                <m:t xml:space="preserve">a</m:t>
-              </m:r>
-              <m:sSup>
-                <m:e>
-                  <m:r>
-                    <m:t xml:space="preserve">x</m:t>
-                  </m:r>
-                </m:e>
-                <m:sup>
-                  <m:r>
-                    <m:t xml:space="preserve">2</m:t>
-                  </m:r>
-                </m:sup>
-              </m:sSup>
-              <m:r>
-                <m:t xml:space="preserve">+</m:t>
-              </m:r>
-              <m:r>
-                <m:t xml:space="preserve">b</m:t>
-              </m:r>
-              <m:r>
-                <m:t xml:space="preserve">x</m:t>
-              </m:r>
-              <m:r>
-                <m:t xml:space="preserve">+</m:t>
-              </m:r>
-              <m:r>
-                <m:t xml:space="preserve">c</m:t>
-              </m:r>
-            </m:oMath>
-            <w:r>
-              <w:rPr>
-                <w:rFonts w:ascii="Calibri" w:hAnsi="Calibri" w:eastAsia="微軟正黑體"/>
-                <w:sz w:val="24"/>
-                <w:szCs w:val="24"/>
-              </w:rPr>
-              <w:t xml:space="preserve"> 與 </w:t>
-            </w:r>
-            <m:oMath>
-              <m:r>
-                <m:t xml:space="preserve">x</m:t>
-              </m:r>
-            </m:oMath>
-            <w:r>
-              <w:rPr>
-                <w:rFonts w:ascii="Calibri" w:hAnsi="Calibri" w:eastAsia="微軟正黑體"/>
-                <w:sz w:val="24"/>
-                <w:szCs w:val="24"/>
-              </w:rPr>
-              <w:t xml:space="preserve"> 軸有幾個公共點，就知道方程 </w:t>
-            </w:r>
-            <m:oMath>
-              <m:r>
-                <m:t xml:space="preserve">a</m:t>
-              </m:r>
-              <m:sSup>
-                <m:e>
-                  <m:r>
-                    <m:t xml:space="preserve">x</m:t>
-                  </m:r>
-                </m:e>
-                <m:sup>
-                  <m:r>
-                    <m:t xml:space="preserve">2</m:t>
-                  </m:r>
-                </m:sup>
-              </m:sSup>
-              <m:r>
-                <m:t xml:space="preserve">+</m:t>
-              </m:r>
-              <m:r>
-                <m:t xml:space="preserve">b</m:t>
-              </m:r>
-              <m:r>
-                <m:t xml:space="preserve">x</m:t>
-              </m:r>
-              <m:r>
-                <m:t xml:space="preserve">+</m:t>
-              </m:r>
-              <m:r>
-                <m:t xml:space="preserve">c</m:t>
-              </m:r>
-              <m:r>
-                <m:t xml:space="preserve">=</m:t>
-              </m:r>
-              <m:r>
-                <m:t xml:space="preserve">0</m:t>
-              </m:r>
-            </m:oMath>
-            <w:r>
-              <w:rPr>
-                <w:rFonts w:ascii="Calibri" w:hAnsi="Calibri" w:eastAsia="微軟正黑體"/>
-                <w:sz w:val="24"/>
-                <w:szCs w:val="24"/>
-              </w:rPr>
-              <w:t xml:space="preserve"> 有幾個實數根。開口向上或向下都一樣。</w:t>
-            </w:r>
-          </w:p>
-        </w:tc>
-      </w:tr>
-    </w:tbl>
-    <w:p>
-      <w:pPr>
-        <w:keepNext/>
-        <w:spacing w:line="360" w:lineRule="auto"/>
-      </w:pPr>
     </w:p>
     <w:tbl>
       <w:tblPr>
@@ -466,6 +255,35 @@
               <w:spacing w:before="0" w:after="0" w:line="276" w:lineRule="auto"/>
               <w:jc w:val="center"/>
             </w:pPr>
+            <m:oMath>
+              <m:r>
+                <m:t xml:space="preserve">Δ=</m:t>
+              </m:r>
+              <m:sSup>
+                <m:e>
+                  <m:r>
+                    <m:t xml:space="preserve">b</m:t>
+                  </m:r>
+                </m:e>
+                <m:sup>
+                  <m:r>
+                    <m:t xml:space="preserve">2</m:t>
+                  </m:r>
+                </m:sup>
+              </m:sSup>
+              <m:r>
+                <m:t xml:space="preserve">−</m:t>
+              </m:r>
+              <m:r>
+                <m:t xml:space="preserve">4</m:t>
+              </m:r>
+              <m:r>
+                <m:t xml:space="preserve">a</m:t>
+              </m:r>
+              <m:r>
+                <m:t xml:space="preserve">c</m:t>
+              </m:r>
+            </m:oMath>
           </w:p>
         </w:tc>
         <w:tc>
@@ -1082,6 +900,7 @@
           </w:tcPr>
           <w:p>
             <w:pPr>
+              <w:keepNext/>
               <w:spacing w:before="0" w:after="0" w:line="276" w:lineRule="auto"/>
               <w:jc w:val="center"/>
             </w:pPr>
@@ -1110,6 +929,7 @@
           </w:tcPr>
           <w:p>
             <w:pPr>
+              <w:keepNext/>
               <w:spacing w:before="0" w:after="0" w:line="276" w:lineRule="auto"/>
               <w:jc w:val="center"/>
             </w:pPr>
@@ -1136,6 +956,7 @@
           </w:tcPr>
           <w:p>
             <w:pPr>
+              <w:keepNext/>
               <w:spacing w:before="0" w:after="0" w:line="276" w:lineRule="auto"/>
               <w:jc w:val="center"/>
             </w:pPr>
@@ -1162,6 +983,7 @@
           </w:tcPr>
           <w:p>
             <w:pPr>
+              <w:keepNext/>
               <w:spacing w:before="0" w:after="0" w:line="276" w:lineRule="auto"/>
               <w:jc w:val="center"/>
             </w:pPr>
@@ -1172,6 +994,51 @@
                 <w:szCs w:val="24"/>
               </w:rPr>
               <w:t xml:space="preserve">沒有實數根</w:t>
+            </w:r>
+          </w:p>
+        </w:tc>
+      </w:tr>
+      <w:tr>
+        <w:trPr>
+          <w:cantSplit/>
+        </w:trPr>
+        <w:tc>
+          <w:tcPr>
+            <w:tcW w:w="11338" w:type="dxa"/>
+            <w:gridSpan w:val="4"/>
+            <w:tcMar>
+              <w:top w:w="70" w:type="dxa"/>
+              <w:left w:w="110" w:type="dxa"/>
+              <w:bottom w:w="70" w:type="dxa"/>
+              <w:right w:w="110" w:type="dxa"/>
+            </w:tcMar>
+            <w:vAlign w:val="top"/>
+          </w:tcPr>
+          <w:p>
+            <w:pPr>
+              <w:spacing w:before="0" w:after="0" w:line="276" w:lineRule="auto"/>
+              <w:jc w:val="center"/>
+            </w:pPr>
+            <w:r>
+              <w:rPr>
+                <w:rFonts w:ascii="Calibri" w:hAnsi="Calibri" w:eastAsia="微軟正黑體"/>
+                <w:sz w:val="24"/>
+                <w:szCs w:val="24"/>
+              </w:rPr>
+              <w:t xml:space="preserve">開口向上或向下都一樣：拋物線與 </w:t>
+            </w:r>
+            <m:oMath>
+              <m:r>
+                <m:t xml:space="preserve">x</m:t>
+              </m:r>
+            </m:oMath>
+            <w:r>
+              <w:rPr>
+                <w:rFonts w:ascii="Calibri" w:hAnsi="Calibri" w:eastAsia="微軟正黑體"/>
+                <w:sz w:val="24"/>
+                <w:szCs w:val="24"/>
+              </w:rPr>
+              <w:t xml:space="preserve"> 軸有幾個公共點，方程就有幾個實數根。</w:t>
             </w:r>
           </w:p>
         </w:tc>
@@ -1194,7 +1061,7 @@
           <w:sz w:val="24"/>
           <w:szCs w:val="24"/>
         </w:rPr>
-        <w:t xml:space="preserve">選擇題（練 1、2、3）每題 4 分；練 4、練 5 每題 4 分；練 6 為 6 分。</w:t>
+        <w:t xml:space="preserve">每題 5 分。</w:t>
       </w:r>
     </w:p>
     <w:tbl>
@@ -1308,7 +1175,7 @@
                       <w:sz w:val="24"/>
                       <w:szCs w:val="24"/>
                     </w:rPr>
-                    <w:t xml:space="preserve"> 的圖像如右圖，則方程 </w:t>
+                    <w:t xml:space="preserve"> 的圖像如右圖所示，則方程 </w:t>
                   </w:r>
                   <m:oMath>
                     <m:r>
@@ -1354,7 +1221,7 @@
                       <w:sz w:val="24"/>
                       <w:szCs w:val="24"/>
                     </w:rPr>
-                    <w:t xml:space="preserve"> 的實數根情況是（　　　）</w:t>
+                    <w:t xml:space="preserve"> 的實數根的情況是（　　　）</w:t>
                   </w:r>
                 </w:p>
                 <w:p>
@@ -1369,7 +1236,7 @@
                       <w:sz w:val="24"/>
                       <w:szCs w:val="24"/>
                     </w:rPr>
-                    <w:t xml:space="preserve">A．方程有兩個不相等的實數根　　　　B．方程沒有實數根</w:t>
+                    <w:t xml:space="preserve">A．方程有兩個相等的實數根　　　　B．方程沒有實數根</w:t>
                   </w:r>
                 </w:p>
                 <w:p>
@@ -1384,7 +1251,7 @@
                       <w:sz w:val="24"/>
                       <w:szCs w:val="24"/>
                     </w:rPr>
-                    <w:t xml:space="preserve">C．方程有兩個相等的實數根　　　　D．方程的實數根情況不確定</w:t>
+                    <w:t xml:space="preserve">C．方程有兩個不相等的實數根　　　　D．方程的實數根情況不確定</w:t>
                   </w:r>
                 </w:p>
               </w:tc>
@@ -1584,7 +1451,7 @@
                       <w:sz w:val="24"/>
                       <w:szCs w:val="24"/>
                     </w:rPr>
-                    <w:t xml:space="preserve"> 的圖像如右圖，則方程 </w:t>
+                    <w:t xml:space="preserve"> 的圖像如右圖所示，則方程 </w:t>
                   </w:r>
                   <m:oMath>
                     <m:r>
@@ -1630,7 +1497,7 @@
                       <w:sz w:val="24"/>
                       <w:szCs w:val="24"/>
                     </w:rPr>
-                    <w:t xml:space="preserve"> 的實數根情況是（　　　）</w:t>
+                    <w:t xml:space="preserve"> 的實數根的情況是（　　　）</w:t>
                   </w:r>
                 </w:p>
                 <w:p>
@@ -1645,7 +1512,7 @@
                       <w:sz w:val="24"/>
                       <w:szCs w:val="24"/>
                     </w:rPr>
-                    <w:t xml:space="preserve">A．方程沒有實數根　　　　B．方程有兩個相等的實數根</w:t>
+                    <w:t xml:space="preserve">A．方程有兩個相等的實數根　　　　B．方程有兩個不相等的實數根</w:t>
                   </w:r>
                 </w:p>
                 <w:p>
@@ -1660,7 +1527,7 @@
                       <w:sz w:val="24"/>
                       <w:szCs w:val="24"/>
                     </w:rPr>
-                    <w:t xml:space="preserve">C．方程有兩個不相等的實數根　　　　D．方程的實數根情況不確定</w:t>
+                    <w:t xml:space="preserve">C．方程沒有實數根　　　　D．方程的實數根情況不確定</w:t>
                   </w:r>
                 </w:p>
               </w:tc>
@@ -1749,823 +1616,6 @@
         <w:spacing w:before="0" w:after="0" w:line="200" w:lineRule="exact"/>
       </w:pPr>
     </w:p>
-    <w:tbl>
-      <w:tblPr>
-        <w:tblW w:w="11338" w:type="dxa"/>
-        <w:tblBorders>
-          <w:top w:val="single" w:sz="4" w:space="0" w:color="000000"/>
-          <w:left w:val="single" w:sz="4" w:space="0" w:color="000000"/>
-          <w:bottom w:val="single" w:sz="4" w:space="0" w:color="000000"/>
-          <w:right w:val="single" w:sz="4" w:space="0" w:color="000000"/>
-        </w:tblBorders>
-        <w:tblLayout w:type="fixed"/>
-      </w:tblPr>
-      <w:tblGrid>
-        <w:gridCol w:w="11338"/>
-      </w:tblGrid>
-      <w:tr>
-        <w:trPr>
-          <w:cantSplit/>
-        </w:trPr>
-        <w:tc>
-          <w:tcPr>
-            <w:tcW w:w="11338" w:type="dxa"/>
-            <w:tcMar>
-              <w:top w:w="80" w:type="dxa"/>
-              <w:left w:w="120" w:type="dxa"/>
-              <w:bottom w:w="80" w:type="dxa"/>
-              <w:right w:w="120" w:type="dxa"/>
-            </w:tcMar>
-          </w:tcPr>
-          <w:tbl>
-            <w:tblPr>
-              <w:tblW w:w="11078" w:type="dxa"/>
-              <w:tblBorders/>
-              <w:tblLayout w:type="fixed"/>
-            </w:tblPr>
-            <w:tblGrid>
-              <w:gridCol w:w="8862"/>
-              <w:gridCol w:w="2216"/>
-            </w:tblGrid>
-            <w:tr>
-              <w:trPr>
-                <w:cantSplit/>
-              </w:trPr>
-              <w:tc>
-                <w:tcPr>
-                  <w:tcW w:w="8862" w:type="dxa"/>
-                  <w:tcMar>
-                    <w:top w:w="70" w:type="dxa"/>
-                    <w:left w:w="110" w:type="dxa"/>
-                    <w:bottom w:w="70" w:type="dxa"/>
-                    <w:right w:w="110" w:type="dxa"/>
-                  </w:tcMar>
-                  <w:vAlign w:val="center"/>
-                </w:tcPr>
-                <w:p>
-                  <w:pPr>
-                    <w:keepNext/>
-                    <w:spacing w:line="360" w:lineRule="auto" w:after="80"/>
-                    <w:jc w:val="left"/>
-                  </w:pPr>
-                  <w:r>
-                    <w:rPr>
-                      <w:rFonts w:ascii="Calibri" w:hAnsi="Calibri" w:eastAsia="微軟正黑體"/>
-                      <w:sz w:val="24"/>
-                      <w:szCs w:val="24"/>
-                    </w:rPr>
-                    <w:t xml:space="preserve">練 3．若拋物線 </w:t>
-                  </w:r>
-                  <m:oMath>
-                    <m:r>
-                      <m:t xml:space="preserve">y</m:t>
-                    </m:r>
-                    <m:r>
-                      <m:t xml:space="preserve">=</m:t>
-                    </m:r>
-                    <m:r>
-                      <m:t xml:space="preserve">a</m:t>
-                    </m:r>
-                    <m:sSup>
-                      <m:e>
-                        <m:r>
-                          <m:t xml:space="preserve">x</m:t>
-                        </m:r>
-                      </m:e>
-                      <m:sup>
-                        <m:r>
-                          <m:t xml:space="preserve">2</m:t>
-                        </m:r>
-                      </m:sup>
-                    </m:sSup>
-                    <m:r>
-                      <m:t xml:space="preserve">+</m:t>
-                    </m:r>
-                    <m:r>
-                      <m:t xml:space="preserve">b</m:t>
-                    </m:r>
-                    <m:r>
-                      <m:t xml:space="preserve">x</m:t>
-                    </m:r>
-                    <m:r>
-                      <m:t xml:space="preserve">+</m:t>
-                    </m:r>
-                    <m:r>
-                      <m:t xml:space="preserve">c</m:t>
-                    </m:r>
-                  </m:oMath>
-                  <w:r>
-                    <w:rPr>
-                      <w:rFonts w:ascii="Calibri" w:hAnsi="Calibri" w:eastAsia="微軟正黑體"/>
-                      <w:sz w:val="24"/>
-                      <w:szCs w:val="24"/>
-                    </w:rPr>
-                    <w:t xml:space="preserve"> 的圖像如右圖，則方程 </w:t>
-                  </w:r>
-                  <m:oMath>
-                    <m:r>
-                      <m:t xml:space="preserve">a</m:t>
-                    </m:r>
-                    <m:sSup>
-                      <m:e>
-                        <m:r>
-                          <m:t xml:space="preserve">x</m:t>
-                        </m:r>
-                      </m:e>
-                      <m:sup>
-                        <m:r>
-                          <m:t xml:space="preserve">2</m:t>
-                        </m:r>
-                      </m:sup>
-                    </m:sSup>
-                    <m:r>
-                      <m:t xml:space="preserve">+</m:t>
-                    </m:r>
-                    <m:r>
-                      <m:t xml:space="preserve">b</m:t>
-                    </m:r>
-                    <m:r>
-                      <m:t xml:space="preserve">x</m:t>
-                    </m:r>
-                    <m:r>
-                      <m:t xml:space="preserve">+</m:t>
-                    </m:r>
-                    <m:r>
-                      <m:t xml:space="preserve">c</m:t>
-                    </m:r>
-                    <m:r>
-                      <m:t xml:space="preserve">=</m:t>
-                    </m:r>
-                    <m:r>
-                      <m:t xml:space="preserve">0</m:t>
-                    </m:r>
-                  </m:oMath>
-                  <w:r>
-                    <w:rPr>
-                      <w:rFonts w:ascii="Calibri" w:hAnsi="Calibri" w:eastAsia="微軟正黑體"/>
-                      <w:sz w:val="24"/>
-                      <w:szCs w:val="24"/>
-                    </w:rPr>
-                    <w:t xml:space="preserve"> 的實數根情況是（　　　）</w:t>
-                  </w:r>
-                </w:p>
-                <w:p>
-                  <w:pPr>
-                    <w:keepNext/>
-                    <w:ind w:left="280"/>
-                    <w:jc w:val="left"/>
-                  </w:pPr>
-                  <w:r>
-                    <w:rPr>
-                      <w:rFonts w:ascii="Calibri" w:hAnsi="Calibri" w:eastAsia="微軟正黑體"/>
-                      <w:sz w:val="24"/>
-                      <w:szCs w:val="24"/>
-                    </w:rPr>
-                    <w:t xml:space="preserve">A．方程有兩個相等的實數根　　　　B．方程沒有實數根</w:t>
-                  </w:r>
-                </w:p>
-                <w:p>
-                  <w:pPr>
-                    <w:keepNext/>
-                    <w:ind w:left="280"/>
-                    <w:jc w:val="left"/>
-                  </w:pPr>
-                  <w:r>
-                    <w:rPr>
-                      <w:rFonts w:ascii="Calibri" w:hAnsi="Calibri" w:eastAsia="微軟正黑體"/>
-                      <w:sz w:val="24"/>
-                      <w:szCs w:val="24"/>
-                    </w:rPr>
-                    <w:t xml:space="preserve">C．方程的實數根情況不確定　　　　D．方程有兩個不相等的實數根</w:t>
-                  </w:r>
-                </w:p>
-              </w:tc>
-              <w:tc>
-                <w:tcPr>
-                  <w:tcW w:w="2216" w:type="dxa"/>
-                  <w:tcMar>
-                    <w:top w:w="70" w:type="dxa"/>
-                    <w:left w:w="110" w:type="dxa"/>
-                    <w:bottom w:w="70" w:type="dxa"/>
-                    <w:right w:w="110" w:type="dxa"/>
-                  </w:tcMar>
-                  <w:vAlign w:val="top"/>
-                </w:tcPr>
-                <w:p>
-                  <w:pPr>
-                    <w:spacing w:before="0" w:after="0" w:line="276" w:lineRule="auto"/>
-                    <w:jc w:val="center"/>
-                  </w:pPr>
-                  <w:r>
-                    <w:drawing>
-                      <wp:inline xmlns:wp="http://schemas.openxmlformats.org/drawingml/2006/wordprocessingDrawing" distT="0" distB="0" distL="0" distR="0">
-                        <wp:extent cx="972000" cy="921446"/>
-                        <wp:docPr id="9" name="Picture 9"/>
-                        <a:graphic xmlns:a="http://schemas.openxmlformats.org/drawingml/2006/main">
-                          <a:graphicData uri="http://schemas.openxmlformats.org/drawingml/2006/picture">
-                            <pic:pic xmlns:pic="http://schemas.openxmlformats.org/drawingml/2006/picture">
-                              <pic:nvPicPr>
-                                <pic:cNvPr id="9" name="Picture 9"/>
-                                <pic:cNvPicPr/>
-                              </pic:nvPicPr>
-                              <pic:blipFill>
-                                <a:blip r:embed="rIdImg9"/>
-                                <a:stretch>
-                                  <a:fillRect/>
-                                </a:stretch>
-                              </pic:blipFill>
-                              <pic:spPr>
-                                <a:xfrm>
-                                  <a:off x="0" y="0"/>
-                                  <a:ext cx="972000" cy="921446"/>
-                                </a:xfrm>
-                                <a:prstGeom prst="rect">
-                                  <a:avLst/>
-                                </a:prstGeom>
-                              </pic:spPr>
-                            </pic:pic>
-                          </a:graphicData>
-                        </a:graphic>
-                      </wp:inline>
-                    </w:drawing>
-                  </w:r>
-                </w:p>
-              </w:tc>
-            </w:tr>
-          </w:tbl>
-          <w:p>
-            <w:pPr>
-              <w:pBdr>
-                <w:bottom w:val="single" w:sz="5" w:space="5" w:color="AAAAAA"/>
-              </w:pBdr>
-              <w:spacing w:line="320" w:lineRule="auto" w:before="70" w:after="0"/>
-              <w:ind w:left="0" w:right="1"/>
-            </w:pPr>
-            <w:r>
-              <w:rPr>
-                <w:rFonts w:ascii="Calibri" w:hAnsi="Calibri" w:eastAsia="微軟正黑體"/>
-                <w:sz w:val="22"/>
-                <w:szCs w:val="22"/>
-              </w:rPr>
-              <w:t xml:space="preserve">改正： </w:t>
-            </w:r>
-            <w:r>
-              <w:rPr>
-                <w:sz w:val="28"/>
-                <w:szCs w:val="28"/>
-              </w:rPr>
-              <w:t xml:space="preserve"> </w:t>
-            </w:r>
-          </w:p>
-        </w:tc>
-      </w:tr>
-    </w:tbl>
-    <w:p>
-      <w:pPr>
-        <w:spacing w:before="0" w:after="0" w:line="200" w:lineRule="exact"/>
-      </w:pPr>
-    </w:p>
-    <w:tbl>
-      <w:tblPr>
-        <w:tblW w:w="11338" w:type="dxa"/>
-        <w:tblBorders>
-          <w:top w:val="single" w:sz="4" w:space="0" w:color="000000"/>
-          <w:left w:val="single" w:sz="4" w:space="0" w:color="000000"/>
-          <w:bottom w:val="single" w:sz="4" w:space="0" w:color="000000"/>
-          <w:right w:val="single" w:sz="4" w:space="0" w:color="000000"/>
-        </w:tblBorders>
-        <w:tblLayout w:type="fixed"/>
-      </w:tblPr>
-      <w:tblGrid>
-        <w:gridCol w:w="11338"/>
-      </w:tblGrid>
-      <w:tr>
-        <w:trPr>
-          <w:cantSplit/>
-        </w:trPr>
-        <w:tc>
-          <w:tcPr>
-            <w:tcW w:w="11338" w:type="dxa"/>
-            <w:tcMar>
-              <w:top w:w="80" w:type="dxa"/>
-              <w:left w:w="120" w:type="dxa"/>
-              <w:bottom w:w="80" w:type="dxa"/>
-              <w:right w:w="120" w:type="dxa"/>
-            </w:tcMar>
-          </w:tcPr>
-          <w:p>
-            <w:pPr>
-              <w:keepNext/>
-              <w:spacing w:line="360" w:lineRule="auto" w:after="80"/>
-              <w:jc w:val="left"/>
-            </w:pPr>
-            <w:r>
-              <w:rPr>
-                <w:rFonts w:ascii="Calibri" w:hAnsi="Calibri" w:eastAsia="微軟正黑體"/>
-                <w:sz w:val="24"/>
-                <w:szCs w:val="24"/>
-              </w:rPr>
-              <w:t xml:space="preserve">練 4．二次函數 </w:t>
-            </w:r>
-            <m:oMath>
-              <m:r>
-                <m:t xml:space="preserve">y</m:t>
-              </m:r>
-              <m:r>
-                <m:t xml:space="preserve">=</m:t>
-              </m:r>
-              <m:sSup>
-                <m:e>
-                  <m:r>
-                    <m:t xml:space="preserve">x</m:t>
-                  </m:r>
-                </m:e>
-                <m:sup>
-                  <m:r>
-                    <m:t xml:space="preserve">2</m:t>
-                  </m:r>
-                </m:sup>
-              </m:sSup>
-              <m:r>
-                <m:t xml:space="preserve">−</m:t>
-              </m:r>
-              <m:r>
-                <m:t xml:space="preserve">6</m:t>
-              </m:r>
-              <m:r>
-                <m:t xml:space="preserve">x</m:t>
-              </m:r>
-              <m:r>
-                <m:t xml:space="preserve">+</m:t>
-              </m:r>
-              <m:r>
-                <m:t xml:space="preserve">9</m:t>
-              </m:r>
-            </m:oMath>
-            <w:r>
-              <w:rPr>
-                <w:rFonts w:ascii="Calibri" w:hAnsi="Calibri" w:eastAsia="微軟正黑體"/>
-                <w:sz w:val="24"/>
-                <w:szCs w:val="24"/>
-              </w:rPr>
-              <w:t xml:space="preserve">：</w:t>
-            </w:r>
-          </w:p>
-          <w:p>
-            <w:pPr>
-              <w:keepNext/>
-              <w:spacing w:line="324" w:lineRule="auto" w:after="60"/>
-              <w:ind w:left="560"/>
-              <w:jc w:val="left"/>
-            </w:pPr>
-            <m:oMath>
-              <m:r>
-                <m:t xml:space="preserve">Δ=</m:t>
-              </m:r>
-            </m:oMath>
-            <w:r>
-              <w:rPr>
-                <w:rFonts w:ascii="Calibri" w:hAnsi="Calibri" w:eastAsia="微軟正黑體"/>
-                <w:sz w:val="24"/>
-                <w:szCs w:val="24"/>
-              </w:rPr>
-              <w:t xml:space="preserve">＿＿＿＿＿＿；　圖像與 </w:t>
-            </w:r>
-            <m:oMath>
-              <m:r>
-                <m:t xml:space="preserve">x</m:t>
-              </m:r>
-            </m:oMath>
-            <w:r>
-              <w:rPr>
-                <w:rFonts w:ascii="Calibri" w:hAnsi="Calibri" w:eastAsia="微軟正黑體"/>
-                <w:sz w:val="24"/>
-                <w:szCs w:val="24"/>
-              </w:rPr>
-              <w:t xml:space="preserve"> 軸有＿＿＿＿個公共點。</w:t>
-            </w:r>
-          </w:p>
-          <w:p>
-            <w:pPr>
-              <w:keepNext/>
-              <w:spacing w:line="360" w:lineRule="auto" w:after="80"/>
-              <w:jc w:val="left"/>
-            </w:pPr>
-            <w:r>
-              <w:rPr>
-                <w:rFonts w:ascii="Calibri" w:hAnsi="Calibri" w:eastAsia="微軟正黑體"/>
-                <w:sz w:val="24"/>
-                <w:szCs w:val="24"/>
-              </w:rPr>
-              <w:t xml:space="preserve">練 5．二次函數 </w:t>
-            </w:r>
-            <m:oMath>
-              <m:r>
-                <m:t xml:space="preserve">y</m:t>
-              </m:r>
-              <m:r>
-                <m:t xml:space="preserve">=</m:t>
-              </m:r>
-              <m:r>
-                <m:t xml:space="preserve">2</m:t>
-              </m:r>
-              <m:sSup>
-                <m:e>
-                  <m:r>
-                    <m:t xml:space="preserve">x</m:t>
-                  </m:r>
-                </m:e>
-                <m:sup>
-                  <m:r>
-                    <m:t xml:space="preserve">2</m:t>
-                  </m:r>
-                </m:sup>
-              </m:sSup>
-              <m:r>
-                <m:t xml:space="preserve">+</m:t>
-              </m:r>
-              <m:r>
-                <m:t xml:space="preserve">3</m:t>
-              </m:r>
-              <m:r>
-                <m:t xml:space="preserve">x</m:t>
-              </m:r>
-              <m:r>
-                <m:t xml:space="preserve">+</m:t>
-              </m:r>
-              <m:r>
-                <m:t xml:space="preserve">5</m:t>
-              </m:r>
-            </m:oMath>
-            <w:r>
-              <w:rPr>
-                <w:rFonts w:ascii="Calibri" w:hAnsi="Calibri" w:eastAsia="微軟正黑體"/>
-                <w:sz w:val="24"/>
-                <w:szCs w:val="24"/>
-              </w:rPr>
-              <w:t xml:space="preserve">：</w:t>
-            </w:r>
-          </w:p>
-          <w:p>
-            <w:pPr>
-              <w:keepNext/>
-              <w:spacing w:line="324" w:lineRule="auto" w:after="60"/>
-              <w:ind w:left="560"/>
-              <w:jc w:val="left"/>
-            </w:pPr>
-            <m:oMath>
-              <m:r>
-                <m:t xml:space="preserve">Δ=</m:t>
-              </m:r>
-            </m:oMath>
-            <w:r>
-              <w:rPr>
-                <w:rFonts w:ascii="Calibri" w:hAnsi="Calibri" w:eastAsia="微軟正黑體"/>
-                <w:sz w:val="24"/>
-                <w:szCs w:val="24"/>
-              </w:rPr>
-              <w:t xml:space="preserve">＿＿＿＿＿＿；　圖像與 </w:t>
-            </w:r>
-            <m:oMath>
-              <m:r>
-                <m:t xml:space="preserve">x</m:t>
-              </m:r>
-            </m:oMath>
-            <w:r>
-              <w:rPr>
-                <w:rFonts w:ascii="Calibri" w:hAnsi="Calibri" w:eastAsia="微軟正黑體"/>
-                <w:sz w:val="24"/>
-                <w:szCs w:val="24"/>
-              </w:rPr>
-              <w:t xml:space="preserve"> 軸有＿＿＿＿個公共點。</w:t>
-            </w:r>
-          </w:p>
-          <w:p>
-            <w:pPr>
-              <w:pBdr>
-                <w:bottom w:val="single" w:sz="5" w:space="4" w:color="AAAAAA"/>
-              </w:pBdr>
-              <w:spacing w:line="320" w:lineRule="auto" w:before="70" w:after="0"/>
-              <w:ind w:left="0" w:right="0"/>
-            </w:pPr>
-            <w:r>
-              <w:rPr>
-                <w:rFonts w:ascii="Calibri" w:hAnsi="Calibri" w:eastAsia="微軟正黑體"/>
-                <w:sz w:val="22"/>
-                <w:szCs w:val="22"/>
-              </w:rPr>
-              <w:t xml:space="preserve">改正： </w:t>
-            </w:r>
-            <w:r>
-              <w:rPr>
-                <w:sz w:val="28"/>
-                <w:szCs w:val="28"/>
-              </w:rPr>
-              <w:t xml:space="preserve"> </w:t>
-            </w:r>
-          </w:p>
-        </w:tc>
-      </w:tr>
-    </w:tbl>
-    <w:p>
-      <w:pPr>
-        <w:spacing w:before="0" w:after="0" w:line="200" w:lineRule="exact"/>
-      </w:pPr>
-    </w:p>
-    <w:tbl>
-      <w:tblPr>
-        <w:tblW w:w="11338" w:type="dxa"/>
-        <w:tblBorders>
-          <w:top w:val="single" w:sz="4" w:space="0" w:color="000000"/>
-          <w:left w:val="single" w:sz="4" w:space="0" w:color="000000"/>
-          <w:bottom w:val="single" w:sz="4" w:space="0" w:color="000000"/>
-          <w:right w:val="single" w:sz="4" w:space="0" w:color="000000"/>
-        </w:tblBorders>
-        <w:tblLayout w:type="fixed"/>
-      </w:tblPr>
-      <w:tblGrid>
-        <w:gridCol w:w="11338"/>
-      </w:tblGrid>
-      <w:tr>
-        <w:trPr>
-          <w:cantSplit/>
-        </w:trPr>
-        <w:tc>
-          <w:tcPr>
-            <w:tcW w:w="11338" w:type="dxa"/>
-            <w:tcMar>
-              <w:top w:w="80" w:type="dxa"/>
-              <w:left w:w="120" w:type="dxa"/>
-              <w:bottom w:w="80" w:type="dxa"/>
-              <w:right w:w="120" w:type="dxa"/>
-            </w:tcMar>
-          </w:tcPr>
-          <w:p>
-            <w:pPr>
-              <w:keepNext/>
-              <w:spacing w:line="360" w:lineRule="auto" w:after="80"/>
-              <w:jc w:val="left"/>
-            </w:pPr>
-            <w:r>
-              <w:rPr>
-                <w:rFonts w:ascii="Calibri" w:hAnsi="Calibri" w:eastAsia="微軟正黑體"/>
-                <w:sz w:val="24"/>
-                <w:szCs w:val="24"/>
-              </w:rPr>
-              <w:t xml:space="preserve">練 6．二次函數 </w:t>
-            </w:r>
-            <m:oMath>
-              <m:r>
-                <m:t xml:space="preserve">y</m:t>
-              </m:r>
-              <m:r>
-                <m:t xml:space="preserve">=−</m:t>
-              </m:r>
-              <m:sSup>
-                <m:e>
-                  <m:r>
-                    <m:t xml:space="preserve">x</m:t>
-                  </m:r>
-                </m:e>
-                <m:sup>
-                  <m:r>
-                    <m:t xml:space="preserve">2</m:t>
-                  </m:r>
-                </m:sup>
-              </m:sSup>
-              <m:r>
-                <m:t xml:space="preserve">+</m:t>
-              </m:r>
-              <m:r>
-                <m:t xml:space="preserve">2</m:t>
-              </m:r>
-              <m:r>
-                <m:t xml:space="preserve">x</m:t>
-              </m:r>
-              <m:r>
-                <m:t xml:space="preserve">+</m:t>
-              </m:r>
-              <m:r>
-                <m:t xml:space="preserve">3</m:t>
-              </m:r>
-            </m:oMath>
-            <w:r>
-              <w:rPr>
-                <w:rFonts w:ascii="Calibri" w:hAnsi="Calibri" w:eastAsia="微軟正黑體"/>
-                <w:sz w:val="24"/>
-                <w:szCs w:val="24"/>
-              </w:rPr>
-              <w:t xml:space="preserve">：</w:t>
-            </w:r>
-          </w:p>
-          <w:p>
-            <w:pPr>
-              <w:keepNext/>
-              <w:spacing w:line="324" w:lineRule="auto" w:after="60"/>
-              <w:ind w:left="560"/>
-              <w:jc w:val="left"/>
-            </w:pPr>
-            <m:oMath>
-              <m:r>
-                <m:t xml:space="preserve">Δ=</m:t>
-              </m:r>
-            </m:oMath>
-            <w:r>
-              <w:rPr>
-                <w:rFonts w:ascii="Calibri" w:hAnsi="Calibri" w:eastAsia="微軟正黑體"/>
-                <w:sz w:val="24"/>
-                <w:szCs w:val="24"/>
-              </w:rPr>
-              <w:t xml:space="preserve">＿＿＿＿＿＿；　圖像與 </w:t>
-            </w:r>
-            <m:oMath>
-              <m:r>
-                <m:t xml:space="preserve">x</m:t>
-              </m:r>
-            </m:oMath>
-            <w:r>
-              <w:rPr>
-                <w:rFonts w:ascii="Calibri" w:hAnsi="Calibri" w:eastAsia="微軟正黑體"/>
-                <w:sz w:val="24"/>
-                <w:szCs w:val="24"/>
-              </w:rPr>
-              <w:t xml:space="preserve"> 軸有＿＿＿＿個公共點；</w:t>
-            </w:r>
-          </w:p>
-          <w:p>
-            <w:pPr>
-              <w:keepNext/>
-              <w:spacing w:line="324" w:lineRule="auto" w:after="60"/>
-              <w:ind w:left="560"/>
-              <w:jc w:val="left"/>
-            </w:pPr>
-            <w:r>
-              <w:rPr>
-                <w:rFonts w:ascii="Calibri" w:hAnsi="Calibri" w:eastAsia="微軟正黑體"/>
-                <w:sz w:val="24"/>
-                <w:szCs w:val="24"/>
-              </w:rPr>
-              <w:t xml:space="preserve">令 </w:t>
-            </w:r>
-            <m:oMath>
-              <m:r>
-                <m:t xml:space="preserve">y</m:t>
-              </m:r>
-              <m:r>
-                <m:t xml:space="preserve">=</m:t>
-              </m:r>
-              <m:r>
-                <m:t xml:space="preserve">0</m:t>
-              </m:r>
-            </m:oMath>
-            <w:r>
-              <w:rPr>
-                <w:rFonts w:ascii="Calibri" w:hAnsi="Calibri" w:eastAsia="微軟正黑體"/>
-                <w:sz w:val="24"/>
-                <w:szCs w:val="24"/>
-              </w:rPr>
-              <w:t xml:space="preserve">，解方程 </w:t>
-            </w:r>
-            <m:oMath>
-              <m:r>
-                <m:t xml:space="preserve">−</m:t>
-              </m:r>
-              <m:sSup>
-                <m:e>
-                  <m:r>
-                    <m:t xml:space="preserve">x</m:t>
-                  </m:r>
-                </m:e>
-                <m:sup>
-                  <m:r>
-                    <m:t xml:space="preserve">2</m:t>
-                  </m:r>
-                </m:sup>
-              </m:sSup>
-              <m:r>
-                <m:t xml:space="preserve">+</m:t>
-              </m:r>
-              <m:r>
-                <m:t xml:space="preserve">2</m:t>
-              </m:r>
-              <m:r>
-                <m:t xml:space="preserve">x</m:t>
-              </m:r>
-              <m:r>
-                <m:t xml:space="preserve">+</m:t>
-              </m:r>
-              <m:r>
-                <m:t xml:space="preserve">3</m:t>
-              </m:r>
-              <m:r>
-                <m:t xml:space="preserve">=</m:t>
-              </m:r>
-              <m:r>
-                <m:t xml:space="preserve">0</m:t>
-              </m:r>
-            </m:oMath>
-            <w:r>
-              <w:rPr>
-                <w:rFonts w:ascii="Calibri" w:hAnsi="Calibri" w:eastAsia="微軟正黑體"/>
-                <w:sz w:val="24"/>
-                <w:szCs w:val="24"/>
-              </w:rPr>
-              <w:t xml:space="preserve">：</w:t>
-            </w:r>
-          </w:p>
-          <w:p>
-            <w:pPr>
-              <w:pBdr>
-                <w:bottom w:val="single" w:sz="5" w:space="5" w:color="AAAAAA"/>
-              </w:pBdr>
-              <w:spacing w:line="360" w:lineRule="auto" w:before="90" w:after="0"/>
-              <w:ind w:left="560" w:right="1"/>
-            </w:pPr>
-            <w:r>
-              <w:rPr>
-                <w:sz w:val="28"/>
-                <w:szCs w:val="28"/>
-              </w:rPr>
-              <w:t xml:space="preserve"> </w:t>
-            </w:r>
-          </w:p>
-          <w:p>
-            <w:pPr>
-              <w:pBdr>
-                <w:bottom w:val="single" w:sz="5" w:space="4" w:color="AAAAAA"/>
-              </w:pBdr>
-              <w:spacing w:line="360" w:lineRule="auto" w:before="90" w:after="0"/>
-              <w:ind w:left="560" w:right="0"/>
-            </w:pPr>
-            <w:r>
-              <w:rPr>
-                <w:sz w:val="28"/>
-                <w:szCs w:val="28"/>
-              </w:rPr>
-              <w:t xml:space="preserve"> </w:t>
-            </w:r>
-          </w:p>
-          <w:p>
-            <w:pPr>
-              <w:keepNext/>
-              <w:spacing w:line="324" w:lineRule="auto" w:after="60"/>
-              <w:ind w:left="560"/>
-              <w:jc w:val="left"/>
-            </w:pPr>
-            <w:r>
-              <w:rPr>
-                <w:rFonts w:ascii="Calibri" w:hAnsi="Calibri" w:eastAsia="微軟正黑體"/>
-                <w:sz w:val="24"/>
-                <w:szCs w:val="24"/>
-              </w:rPr>
-              <w:t xml:space="preserve">圖像與 </w:t>
-            </w:r>
-            <m:oMath>
-              <m:r>
-                <m:t xml:space="preserve">x</m:t>
-              </m:r>
-            </m:oMath>
-            <w:r>
-              <w:rPr>
-                <w:rFonts w:ascii="Calibri" w:hAnsi="Calibri" w:eastAsia="微軟正黑體"/>
-                <w:sz w:val="24"/>
-                <w:szCs w:val="24"/>
-              </w:rPr>
-              <w:t xml:space="preserve"> 軸的公共點坐標是＿＿＿＿＿＿和＿＿＿＿＿＿。</w:t>
-            </w:r>
-          </w:p>
-          <w:p>
-            <w:pPr>
-              <w:pBdr>
-                <w:bottom w:val="single" w:sz="5" w:space="5" w:color="AAAAAA"/>
-              </w:pBdr>
-              <w:spacing w:line="320" w:lineRule="auto" w:before="70" w:after="0"/>
-              <w:ind w:left="0" w:right="1"/>
-            </w:pPr>
-            <w:r>
-              <w:rPr>
-                <w:rFonts w:ascii="Calibri" w:hAnsi="Calibri" w:eastAsia="微軟正黑體"/>
-                <w:sz w:val="22"/>
-                <w:szCs w:val="22"/>
-              </w:rPr>
-              <w:t xml:space="preserve">改正： </w:t>
-            </w:r>
-            <w:r>
-              <w:rPr>
-                <w:sz w:val="28"/>
-                <w:szCs w:val="28"/>
-              </w:rPr>
-              <w:t xml:space="preserve"> </w:t>
-            </w:r>
-          </w:p>
-        </w:tc>
-      </w:tr>
-    </w:tbl>
-    <w:p>
-      <w:pPr>
-        <w:spacing w:before="0" w:after="0" w:line="200" w:lineRule="exact"/>
-      </w:pPr>
-    </w:p>
     <w:p>
       <w:pPr>
         <w:keepNext/>
@@ -2581,21 +1631,6 @@
           <w:szCs w:val="28"/>
         </w:rPr>
         <w:t xml:space="preserve">二、用適當方法解一元二次方程（16 分）</w:t>
-      </w:r>
-    </w:p>
-    <w:p>
-      <w:pPr>
-        <w:keepNext/>
-        <w:spacing w:line="360" w:lineRule="auto" w:after="80"/>
-        <w:jc w:val="left"/>
-      </w:pPr>
-      <w:r>
-        <w:rPr>
-          <w:rFonts w:ascii="Calibri" w:hAnsi="Calibri" w:eastAsia="微軟正黑體"/>
-          <w:sz w:val="24"/>
-          <w:szCs w:val="24"/>
-        </w:rPr>
-        <w:t xml:space="preserve">每小題 4 分。能因式分解就用因式分解；分解不到就用公式法，答案要化到最簡。</w:t>
       </w:r>
     </w:p>
     <w:tbl>
@@ -2638,7 +1673,7 @@
                 <w:sz w:val="24"/>
                 <w:szCs w:val="24"/>
               </w:rPr>
-              <w:t xml:space="preserve">練 7．用適當方法解下列方程：</w:t>
+              <w:t xml:space="preserve">練 3．用適當方法解下列方程：</w:t>
             </w:r>
           </w:p>
           <w:tbl>
@@ -2715,6 +1750,167 @@
                       <m:t xml:space="preserve">0</m:t>
                     </m:r>
                   </m:oMath>
+                  <w:r>
+                    <w:rPr>
+                      <w:rFonts w:ascii="Calibri" w:hAnsi="Calibri" w:eastAsia="微軟正黑體"/>
+                      <w:sz w:val="24"/>
+                      <w:szCs w:val="24"/>
+                    </w:rPr>
+                    <w:t xml:space="preserve">　（8 分）</w:t>
+                  </w:r>
+                </w:p>
+                <w:p>
+                  <w:pPr>
+                    <w:pBdr>
+                      <w:bottom w:val="single" w:sz="5" w:space="5" w:color="AAAAAA"/>
+                    </w:pBdr>
+                    <w:spacing w:line="360" w:lineRule="auto" w:before="90" w:after="0"/>
+                    <w:ind w:left="0" w:right="1"/>
+                  </w:pPr>
+                  <w:r>
+                    <w:rPr>
+                      <w:sz w:val="28"/>
+                      <w:szCs w:val="28"/>
+                    </w:rPr>
+                    <w:t xml:space="preserve"> </w:t>
+                  </w:r>
+                </w:p>
+                <w:p>
+                  <w:pPr>
+                    <w:pBdr>
+                      <w:bottom w:val="single" w:sz="5" w:space="4" w:color="AAAAAA"/>
+                    </w:pBdr>
+                    <w:spacing w:line="360" w:lineRule="auto" w:before="90" w:after="0"/>
+                    <w:ind w:left="0" w:right="0"/>
+                  </w:pPr>
+                  <w:r>
+                    <w:rPr>
+                      <w:sz w:val="28"/>
+                      <w:szCs w:val="28"/>
+                    </w:rPr>
+                    <w:t xml:space="preserve"> </w:t>
+                  </w:r>
+                </w:p>
+                <w:p>
+                  <w:pPr>
+                    <w:pBdr>
+                      <w:bottom w:val="single" w:sz="5" w:space="5" w:color="AAAAAA"/>
+                    </w:pBdr>
+                    <w:spacing w:line="360" w:lineRule="auto" w:before="90" w:after="0"/>
+                    <w:ind w:left="0" w:right="1"/>
+                  </w:pPr>
+                  <w:r>
+                    <w:rPr>
+                      <w:sz w:val="28"/>
+                      <w:szCs w:val="28"/>
+                    </w:rPr>
+                    <w:t xml:space="preserve"> </w:t>
+                  </w:r>
+                </w:p>
+                <w:p>
+                  <w:pPr>
+                    <w:pBdr>
+                      <w:bottom w:val="single" w:sz="5" w:space="4" w:color="AAAAAA"/>
+                    </w:pBdr>
+                    <w:spacing w:line="360" w:lineRule="auto" w:before="90" w:after="0"/>
+                    <w:ind w:left="0" w:right="0"/>
+                  </w:pPr>
+                  <w:r>
+                    <w:rPr>
+                      <w:sz w:val="28"/>
+                      <w:szCs w:val="28"/>
+                    </w:rPr>
+                    <w:t xml:space="preserve"> </w:t>
+                  </w:r>
+                </w:p>
+                <w:p>
+                  <w:pPr>
+                    <w:pBdr>
+                      <w:bottom w:val="single" w:sz="5" w:space="5" w:color="AAAAAA"/>
+                    </w:pBdr>
+                    <w:spacing w:line="360" w:lineRule="auto" w:before="90" w:after="0"/>
+                    <w:ind w:left="0" w:right="1"/>
+                  </w:pPr>
+                  <w:r>
+                    <w:rPr>
+                      <w:sz w:val="28"/>
+                      <w:szCs w:val="28"/>
+                    </w:rPr>
+                    <w:t xml:space="preserve"> </w:t>
+                  </w:r>
+                </w:p>
+              </w:tc>
+              <w:tc>
+                <w:tcPr>
+                  <w:tcW w:w="5539" w:type="dxa"/>
+                  <w:tcMar>
+                    <w:top w:w="70" w:type="dxa"/>
+                    <w:left w:w="110" w:type="dxa"/>
+                    <w:bottom w:w="70" w:type="dxa"/>
+                    <w:right w:w="110" w:type="dxa"/>
+                  </w:tcMar>
+                  <w:vAlign w:val="top"/>
+                </w:tcPr>
+                <w:p>
+                  <w:pPr>
+                    <w:keepNext/>
+                    <w:spacing w:line="360" w:lineRule="auto" w:after="80"/>
+                    <w:jc w:val="left"/>
+                  </w:pPr>
+                  <w:r>
+                    <w:rPr>
+                      <w:rFonts w:ascii="Calibri" w:hAnsi="Calibri" w:eastAsia="微軟正黑體"/>
+                      <w:sz w:val="24"/>
+                      <w:szCs w:val="24"/>
+                    </w:rPr>
+                    <w:t xml:space="preserve">(2) </w:t>
+                  </w:r>
+                  <m:oMath>
+                    <m:r>
+                      <m:t xml:space="preserve">2</m:t>
+                    </m:r>
+                    <m:sSup>
+                      <m:e>
+                        <m:r>
+                          <m:t xml:space="preserve">x</m:t>
+                        </m:r>
+                      </m:e>
+                      <m:sup>
+                        <m:r>
+                          <m:t xml:space="preserve">2</m:t>
+                        </m:r>
+                      </m:sup>
+                    </m:sSup>
+                    <m:r>
+                      <m:t xml:space="preserve">−</m:t>
+                    </m:r>
+                    <m:r>
+                      <m:t xml:space="preserve">4</m:t>
+                    </m:r>
+                    <m:r>
+                      <m:t xml:space="preserve">x</m:t>
+                    </m:r>
+                    <m:r>
+                      <m:t xml:space="preserve">−</m:t>
+                    </m:r>
+                    <m:r>
+                      <m:t xml:space="preserve">1</m:t>
+                    </m:r>
+                    <m:r>
+                      <m:t xml:space="preserve">=</m:t>
+                    </m:r>
+                    <m:r>
+                      <m:t xml:space="preserve">0</m:t>
+                    </m:r>
+                  </m:oMath>
+                  <w:r>
+                    <w:rPr>
+                      <w:rFonts w:ascii="Calibri" w:hAnsi="Calibri" w:eastAsia="微軟正黑體"/>
+                      <w:sz w:val="24"/>
+                      <w:szCs w:val="24"/>
+                    </w:rPr>
+                    <w:t xml:space="preserve">　（8 分）</w:t>
+                  </w:r>
                 </w:p>
                 <w:p>
                   <w:pPr>
@@ -2797,449 +1993,15 @@
                   </w:r>
                 </w:p>
               </w:tc>
-              <w:tc>
-                <w:tcPr>
-                  <w:tcW w:w="5539" w:type="dxa"/>
-                  <w:tcMar>
-                    <w:top w:w="70" w:type="dxa"/>
-                    <w:left w:w="110" w:type="dxa"/>
-                    <w:bottom w:w="70" w:type="dxa"/>
-                    <w:right w:w="110" w:type="dxa"/>
-                  </w:tcMar>
-                  <w:vAlign w:val="top"/>
-                </w:tcPr>
-                <w:p>
-                  <w:pPr>
-                    <w:keepNext/>
-                    <w:spacing w:line="360" w:lineRule="auto" w:after="80"/>
-                    <w:jc w:val="left"/>
-                  </w:pPr>
-                  <w:r>
-                    <w:rPr>
-                      <w:rFonts w:ascii="Calibri" w:hAnsi="Calibri" w:eastAsia="微軟正黑體"/>
-                      <w:sz w:val="24"/>
-                      <w:szCs w:val="24"/>
-                    </w:rPr>
-                    <w:t xml:space="preserve">(2) </w:t>
-                  </w:r>
-                  <m:oMath>
-                    <m:r>
-                      <m:t xml:space="preserve">2</m:t>
-                    </m:r>
-                    <m:sSup>
-                      <m:e>
-                        <m:r>
-                          <m:t xml:space="preserve">x</m:t>
-                        </m:r>
-                      </m:e>
-                      <m:sup>
-                        <m:r>
-                          <m:t xml:space="preserve">2</m:t>
-                        </m:r>
-                      </m:sup>
-                    </m:sSup>
-                    <m:r>
-                      <m:t xml:space="preserve">−</m:t>
-                    </m:r>
-                    <m:r>
-                      <m:t xml:space="preserve">x</m:t>
-                    </m:r>
-                    <m:r>
-                      <m:t xml:space="preserve">−</m:t>
-                    </m:r>
-                    <m:r>
-                      <m:t xml:space="preserve">3</m:t>
-                    </m:r>
-                    <m:r>
-                      <m:t xml:space="preserve">=</m:t>
-                    </m:r>
-                    <m:r>
-                      <m:t xml:space="preserve">0</m:t>
-                    </m:r>
-                  </m:oMath>
-                </w:p>
-                <w:p>
-                  <w:pPr>
-                    <w:pBdr>
-                      <w:bottom w:val="single" w:sz="5" w:space="5" w:color="AAAAAA"/>
-                    </w:pBdr>
-                    <w:spacing w:line="360" w:lineRule="auto" w:before="90" w:after="0"/>
-                    <w:ind w:left="0" w:right="1"/>
-                  </w:pPr>
-                  <w:r>
-                    <w:rPr>
-                      <w:sz w:val="28"/>
-                      <w:szCs w:val="28"/>
-                    </w:rPr>
-                    <w:t xml:space="preserve"> </w:t>
-                  </w:r>
-                </w:p>
-                <w:p>
-                  <w:pPr>
-                    <w:pBdr>
-                      <w:bottom w:val="single" w:sz="5" w:space="4" w:color="AAAAAA"/>
-                    </w:pBdr>
-                    <w:spacing w:line="360" w:lineRule="auto" w:before="90" w:after="0"/>
-                    <w:ind w:left="0" w:right="0"/>
-                  </w:pPr>
-                  <w:r>
-                    <w:rPr>
-                      <w:sz w:val="28"/>
-                      <w:szCs w:val="28"/>
-                    </w:rPr>
-                    <w:t xml:space="preserve"> </w:t>
-                  </w:r>
-                </w:p>
-                <w:p>
-                  <w:pPr>
-                    <w:pBdr>
-                      <w:bottom w:val="single" w:sz="5" w:space="5" w:color="AAAAAA"/>
-                    </w:pBdr>
-                    <w:spacing w:line="360" w:lineRule="auto" w:before="90" w:after="0"/>
-                    <w:ind w:left="0" w:right="1"/>
-                  </w:pPr>
-                  <w:r>
-                    <w:rPr>
-                      <w:sz w:val="28"/>
-                      <w:szCs w:val="28"/>
-                    </w:rPr>
-                    <w:t xml:space="preserve"> </w:t>
-                  </w:r>
-                </w:p>
-                <w:p>
-                  <w:pPr>
-                    <w:pBdr>
-                      <w:bottom w:val="single" w:sz="5" w:space="4" w:color="AAAAAA"/>
-                    </w:pBdr>
-                    <w:spacing w:line="360" w:lineRule="auto" w:before="90" w:after="0"/>
-                    <w:ind w:left="0" w:right="0"/>
-                  </w:pPr>
-                  <w:r>
-                    <w:rPr>
-                      <w:sz w:val="28"/>
-                      <w:szCs w:val="28"/>
-                    </w:rPr>
-                    <w:t xml:space="preserve"> </w:t>
-                  </w:r>
-                </w:p>
-                <w:p>
-                  <w:pPr>
-                    <w:pBdr>
-                      <w:bottom w:val="single" w:sz="5" w:space="5" w:color="AAAAAA"/>
-                    </w:pBdr>
-                    <w:spacing w:line="360" w:lineRule="auto" w:before="90" w:after="0"/>
-                    <w:ind w:left="0" w:right="1"/>
-                  </w:pPr>
-                  <w:r>
-                    <w:rPr>
-                      <w:sz w:val="28"/>
-                      <w:szCs w:val="28"/>
-                    </w:rPr>
-                    <w:t xml:space="preserve"> </w:t>
-                  </w:r>
-                </w:p>
-              </w:tc>
-            </w:tr>
-            <w:tr>
-              <w:trPr>
-                <w:cantSplit/>
-              </w:trPr>
-              <w:tc>
-                <w:tcPr>
-                  <w:tcW w:w="5539" w:type="dxa"/>
-                  <w:tcMar>
-                    <w:top w:w="70" w:type="dxa"/>
-                    <w:left w:w="110" w:type="dxa"/>
-                    <w:bottom w:w="70" w:type="dxa"/>
-                    <w:right w:w="110" w:type="dxa"/>
-                  </w:tcMar>
-                  <w:vAlign w:val="top"/>
-                </w:tcPr>
-                <w:p>
-                  <w:pPr>
-                    <w:keepNext/>
-                    <w:spacing w:line="360" w:lineRule="auto" w:after="80"/>
-                    <w:jc w:val="left"/>
-                  </w:pPr>
-                  <w:r>
-                    <w:rPr>
-                      <w:rFonts w:ascii="Calibri" w:hAnsi="Calibri" w:eastAsia="微軟正黑體"/>
-                      <w:sz w:val="24"/>
-                      <w:szCs w:val="24"/>
-                    </w:rPr>
-                    <w:t xml:space="preserve">(3) </w:t>
-                  </w:r>
-                  <m:oMath>
-                    <m:sSup>
-                      <m:e>
-                        <m:r>
-                          <m:t xml:space="preserve">x</m:t>
-                        </m:r>
-                      </m:e>
-                      <m:sup>
-                        <m:r>
-                          <m:t xml:space="preserve">2</m:t>
-                        </m:r>
-                      </m:sup>
-                    </m:sSup>
-                    <m:r>
-                      <m:t xml:space="preserve">−</m:t>
-                    </m:r>
-                    <m:r>
-                      <m:t xml:space="preserve">4</m:t>
-                    </m:r>
-                    <m:r>
-                      <m:t xml:space="preserve">x</m:t>
-                    </m:r>
-                    <m:r>
-                      <m:t xml:space="preserve">+</m:t>
-                    </m:r>
-                    <m:r>
-                      <m:t xml:space="preserve">1</m:t>
-                    </m:r>
-                    <m:r>
-                      <m:t xml:space="preserve">=</m:t>
-                    </m:r>
-                    <m:r>
-                      <m:t xml:space="preserve">0</m:t>
-                    </m:r>
-                  </m:oMath>
-                </w:p>
-                <w:p>
-                  <w:pPr>
-                    <w:pBdr>
-                      <w:bottom w:val="single" w:sz="5" w:space="4" w:color="AAAAAA"/>
-                    </w:pBdr>
-                    <w:spacing w:line="360" w:lineRule="auto" w:before="90" w:after="0"/>
-                    <w:ind w:left="0" w:right="0"/>
-                  </w:pPr>
-                  <w:r>
-                    <w:rPr>
-                      <w:sz w:val="28"/>
-                      <w:szCs w:val="28"/>
-                    </w:rPr>
-                    <w:t xml:space="preserve"> </w:t>
-                  </w:r>
-                </w:p>
-                <w:p>
-                  <w:pPr>
-                    <w:pBdr>
-                      <w:bottom w:val="single" w:sz="5" w:space="5" w:color="AAAAAA"/>
-                    </w:pBdr>
-                    <w:spacing w:line="360" w:lineRule="auto" w:before="90" w:after="0"/>
-                    <w:ind w:left="0" w:right="1"/>
-                  </w:pPr>
-                  <w:r>
-                    <w:rPr>
-                      <w:sz w:val="28"/>
-                      <w:szCs w:val="28"/>
-                    </w:rPr>
-                    <w:t xml:space="preserve"> </w:t>
-                  </w:r>
-                </w:p>
-                <w:p>
-                  <w:pPr>
-                    <w:pBdr>
-                      <w:bottom w:val="single" w:sz="5" w:space="4" w:color="AAAAAA"/>
-                    </w:pBdr>
-                    <w:spacing w:line="360" w:lineRule="auto" w:before="90" w:after="0"/>
-                    <w:ind w:left="0" w:right="0"/>
-                  </w:pPr>
-                  <w:r>
-                    <w:rPr>
-                      <w:sz w:val="28"/>
-                      <w:szCs w:val="28"/>
-                    </w:rPr>
-                    <w:t xml:space="preserve"> </w:t>
-                  </w:r>
-                </w:p>
-                <w:p>
-                  <w:pPr>
-                    <w:pBdr>
-                      <w:bottom w:val="single" w:sz="5" w:space="5" w:color="AAAAAA"/>
-                    </w:pBdr>
-                    <w:spacing w:line="360" w:lineRule="auto" w:before="90" w:after="0"/>
-                    <w:ind w:left="0" w:right="1"/>
-                  </w:pPr>
-                  <w:r>
-                    <w:rPr>
-                      <w:sz w:val="28"/>
-                      <w:szCs w:val="28"/>
-                    </w:rPr>
-                    <w:t xml:space="preserve"> </w:t>
-                  </w:r>
-                </w:p>
-                <w:p>
-                  <w:pPr>
-                    <w:pBdr>
-                      <w:bottom w:val="single" w:sz="5" w:space="4" w:color="AAAAAA"/>
-                    </w:pBdr>
-                    <w:spacing w:line="360" w:lineRule="auto" w:before="90" w:after="0"/>
-                    <w:ind w:left="0" w:right="0"/>
-                  </w:pPr>
-                  <w:r>
-                    <w:rPr>
-                      <w:sz w:val="28"/>
-                      <w:szCs w:val="28"/>
-                    </w:rPr>
-                    <w:t xml:space="preserve"> </w:t>
-                  </w:r>
-                </w:p>
-              </w:tc>
-              <w:tc>
-                <w:tcPr>
-                  <w:tcW w:w="5539" w:type="dxa"/>
-                  <w:tcMar>
-                    <w:top w:w="70" w:type="dxa"/>
-                    <w:left w:w="110" w:type="dxa"/>
-                    <w:bottom w:w="70" w:type="dxa"/>
-                    <w:right w:w="110" w:type="dxa"/>
-                  </w:tcMar>
-                  <w:vAlign w:val="top"/>
-                </w:tcPr>
-                <w:p>
-                  <w:pPr>
-                    <w:keepNext/>
-                    <w:spacing w:line="360" w:lineRule="auto" w:after="80"/>
-                    <w:jc w:val="left"/>
-                  </w:pPr>
-                  <w:r>
-                    <w:rPr>
-                      <w:rFonts w:ascii="Calibri" w:hAnsi="Calibri" w:eastAsia="微軟正黑體"/>
-                      <w:sz w:val="24"/>
-                      <w:szCs w:val="24"/>
-                    </w:rPr>
-                    <w:t xml:space="preserve">(4) </w:t>
-                  </w:r>
-                  <m:oMath>
-                    <m:r>
-                      <m:t xml:space="preserve">3</m:t>
-                    </m:r>
-                    <m:sSup>
-                      <m:e>
-                        <m:r>
-                          <m:t xml:space="preserve">x</m:t>
-                        </m:r>
-                      </m:e>
-                      <m:sup>
-                        <m:r>
-                          <m:t xml:space="preserve">2</m:t>
-                        </m:r>
-                      </m:sup>
-                    </m:sSup>
-                    <m:r>
-                      <m:t xml:space="preserve">+</m:t>
-                    </m:r>
-                    <m:r>
-                      <m:t xml:space="preserve">4</m:t>
-                    </m:r>
-                    <m:r>
-                      <m:t xml:space="preserve">x</m:t>
-                    </m:r>
-                    <m:r>
-                      <m:t xml:space="preserve">−</m:t>
-                    </m:r>
-                    <m:r>
-                      <m:t xml:space="preserve">1</m:t>
-                    </m:r>
-                    <m:r>
-                      <m:t xml:space="preserve">=</m:t>
-                    </m:r>
-                    <m:r>
-                      <m:t xml:space="preserve">0</m:t>
-                    </m:r>
-                  </m:oMath>
-                </w:p>
-                <w:p>
-                  <w:pPr>
-                    <w:pBdr>
-                      <w:bottom w:val="single" w:sz="5" w:space="5" w:color="AAAAAA"/>
-                    </w:pBdr>
-                    <w:spacing w:line="360" w:lineRule="auto" w:before="90" w:after="0"/>
-                    <w:ind w:left="0" w:right="1"/>
-                  </w:pPr>
-                  <w:r>
-                    <w:rPr>
-                      <w:sz w:val="28"/>
-                      <w:szCs w:val="28"/>
-                    </w:rPr>
-                    <w:t xml:space="preserve"> </w:t>
-                  </w:r>
-                </w:p>
-                <w:p>
-                  <w:pPr>
-                    <w:pBdr>
-                      <w:bottom w:val="single" w:sz="5" w:space="4" w:color="AAAAAA"/>
-                    </w:pBdr>
-                    <w:spacing w:line="360" w:lineRule="auto" w:before="90" w:after="0"/>
-                    <w:ind w:left="0" w:right="0"/>
-                  </w:pPr>
-                  <w:r>
-                    <w:rPr>
-                      <w:sz w:val="28"/>
-                      <w:szCs w:val="28"/>
-                    </w:rPr>
-                    <w:t xml:space="preserve"> </w:t>
-                  </w:r>
-                </w:p>
-                <w:p>
-                  <w:pPr>
-                    <w:pBdr>
-                      <w:bottom w:val="single" w:sz="5" w:space="5" w:color="AAAAAA"/>
-                    </w:pBdr>
-                    <w:spacing w:line="360" w:lineRule="auto" w:before="90" w:after="0"/>
-                    <w:ind w:left="0" w:right="1"/>
-                  </w:pPr>
-                  <w:r>
-                    <w:rPr>
-                      <w:sz w:val="28"/>
-                      <w:szCs w:val="28"/>
-                    </w:rPr>
-                    <w:t xml:space="preserve"> </w:t>
-                  </w:r>
-                </w:p>
-                <w:p>
-                  <w:pPr>
-                    <w:pBdr>
-                      <w:bottom w:val="single" w:sz="5" w:space="4" w:color="AAAAAA"/>
-                    </w:pBdr>
-                    <w:spacing w:line="360" w:lineRule="auto" w:before="90" w:after="0"/>
-                    <w:ind w:left="0" w:right="0"/>
-                  </w:pPr>
-                  <w:r>
-                    <w:rPr>
-                      <w:sz w:val="28"/>
-                      <w:szCs w:val="28"/>
-                    </w:rPr>
-                    <w:t xml:space="preserve"> </w:t>
-                  </w:r>
-                </w:p>
-                <w:p>
-                  <w:pPr>
-                    <w:pBdr>
-                      <w:bottom w:val="single" w:sz="5" w:space="5" w:color="AAAAAA"/>
-                    </w:pBdr>
-                    <w:spacing w:line="360" w:lineRule="auto" w:before="90" w:after="0"/>
-                    <w:ind w:left="0" w:right="1"/>
-                  </w:pPr>
-                  <w:r>
-                    <w:rPr>
-                      <w:sz w:val="28"/>
-                      <w:szCs w:val="28"/>
-                    </w:rPr>
-                    <w:t xml:space="preserve"> </w:t>
-                  </w:r>
-                </w:p>
-              </w:tc>
             </w:tr>
           </w:tbl>
           <w:p>
             <w:pPr>
               <w:pBdr>
-                <w:bottom w:val="single" w:sz="5" w:space="4" w:color="AAAAAA"/>
+                <w:bottom w:val="single" w:sz="5" w:space="5" w:color="AAAAAA"/>
               </w:pBdr>
               <w:spacing w:line="320" w:lineRule="auto" w:before="70" w:after="0"/>
-              <w:ind w:left="0" w:right="0"/>
+              <w:ind w:left="0" w:right="1"/>
             </w:pPr>
             <w:r>
               <w:rPr>
@@ -3279,7 +2041,7 @@
           <w:sz w:val="28"/>
           <w:szCs w:val="28"/>
         </w:rPr>
-        <w:t xml:space="preserve">三、已知三點求二次函數的解析式（18 分）</w:t>
+        <w:t xml:space="preserve">三、已知三點求二次函數的解析式（24 分）</w:t>
       </w:r>
     </w:p>
     <w:tbl>
@@ -3324,15 +2086,8 @@
                 <w:sz w:val="24"/>
                 <w:szCs w:val="24"/>
               </w:rPr>
-              <w:t xml:space="preserve">▍一般式</w:t>
-            </w:r>
-          </w:p>
-          <w:p>
-            <w:pPr>
-              <w:keepNext/>
-              <w:spacing w:line="360" w:lineRule="auto" w:after="80"/>
-              <w:jc w:val="center"/>
-            </w:pPr>
+              <w:t xml:space="preserve">▍一般式　</w:t>
+            </w:r>
             <m:oMath>
               <m:r>
                 <m:t xml:space="preserve">y</m:t>
@@ -3374,7 +2129,6 @@
           </w:p>
           <w:p>
             <w:pPr>
-              <w:keepNext/>
               <w:spacing w:line="360" w:lineRule="auto" w:after="80"/>
               <w:ind w:left="280"/>
               <w:jc w:val="left"/>
@@ -3385,7 +2139,7 @@
                 <w:sz w:val="24"/>
                 <w:szCs w:val="24"/>
               </w:rPr>
-              <w:t xml:space="preserve">第 1 步　有一點是 </w:t>
+              <w:t xml:space="preserve">有 </w:t>
             </w:r>
             <m:oMath>
               <m:r>
@@ -3410,34 +2164,9 @@
                 <w:sz w:val="24"/>
                 <w:szCs w:val="24"/>
               </w:rPr>
-              <w:t xml:space="preserve">：</w:t>
-            </w:r>
-            <m:oMath>
-              <m:r>
-                <m:t xml:space="preserve">x</m:t>
-              </m:r>
-              <m:r>
-                <m:t xml:space="preserve">=</m:t>
-              </m:r>
-              <m:r>
-                <m:t xml:space="preserve">0</m:t>
-              </m:r>
-            </m:oMath>
-            <w:r>
-              <w:rPr>
-                <w:rFonts w:ascii="Calibri" w:hAnsi="Calibri" w:eastAsia="微軟正黑體"/>
-                <w:sz w:val="24"/>
-                <w:szCs w:val="24"/>
-              </w:rPr>
-              <w:t xml:space="preserve"> 時 </w:t>
-            </w:r>
-            <m:oMath>
-              <m:r>
-                <m:t xml:space="preserve">y</m:t>
-              </m:r>
-              <m:r>
-                <m:t xml:space="preserve">=</m:t>
-              </m:r>
+              <w:t xml:space="preserve"> 這一點 → 先讀出 </w:t>
+            </w:r>
+            <m:oMath>
               <m:r>
                 <m:t xml:space="preserve">c</m:t>
               </m:r>
@@ -3448,11 +2177,37 @@
                 <w:sz w:val="24"/>
                 <w:szCs w:val="24"/>
               </w:rPr>
-              <w:t xml:space="preserve">，直接讀出 </w:t>
-            </w:r>
-            <m:oMath>
-              <m:r>
-                <m:t xml:space="preserve">c</m:t>
+              <w:t xml:space="preserve">；另外兩點代入得 ①、②，① ＋ ② 消去 </w:t>
+            </w:r>
+            <m:oMath>
+              <m:r>
+                <m:t xml:space="preserve">b</m:t>
+              </m:r>
+            </m:oMath>
+            <w:r>
+              <w:rPr>
+                <w:rFonts w:ascii="Calibri" w:hAnsi="Calibri" w:eastAsia="微軟正黑體"/>
+                <w:sz w:val="24"/>
+                <w:szCs w:val="24"/>
+              </w:rPr>
+              <w:t xml:space="preserve">，求 </w:t>
+            </w:r>
+            <m:oMath>
+              <m:r>
+                <m:t xml:space="preserve">a</m:t>
+              </m:r>
+            </m:oMath>
+            <w:r>
+              <w:rPr>
+                <w:rFonts w:ascii="Calibri" w:hAnsi="Calibri" w:eastAsia="微軟正黑體"/>
+                <w:sz w:val="24"/>
+                <w:szCs w:val="24"/>
+              </w:rPr>
+              <w:t xml:space="preserve">、</w:t>
+            </w:r>
+            <m:oMath>
+              <m:r>
+                <m:t xml:space="preserve">b</m:t>
               </m:r>
             </m:oMath>
             <w:r>
@@ -3462,118 +2217,6 @@
                 <w:szCs w:val="24"/>
               </w:rPr>
               <w:t xml:space="preserve">。</w:t>
-            </w:r>
-          </w:p>
-          <w:p>
-            <w:pPr>
-              <w:keepNext/>
-              <w:spacing w:line="360" w:lineRule="auto" w:after="80"/>
-              <w:ind w:left="280"/>
-              <w:jc w:val="left"/>
-            </w:pPr>
-            <w:r>
-              <w:rPr>
-                <w:rFonts w:ascii="Calibri" w:hAnsi="Calibri" w:eastAsia="微軟正黑體"/>
-                <w:sz w:val="24"/>
-                <w:szCs w:val="24"/>
-              </w:rPr>
-              <w:t xml:space="preserve">第 2 步　把另外兩點代入，得到關於 </w:t>
-            </w:r>
-            <m:oMath>
-              <m:r>
-                <m:t xml:space="preserve">a</m:t>
-              </m:r>
-            </m:oMath>
-            <w:r>
-              <w:rPr>
-                <w:rFonts w:ascii="Calibri" w:hAnsi="Calibri" w:eastAsia="微軟正黑體"/>
-                <w:sz w:val="24"/>
-                <w:szCs w:val="24"/>
-              </w:rPr>
-              <w:t xml:space="preserve">、</w:t>
-            </w:r>
-            <m:oMath>
-              <m:r>
-                <m:t xml:space="preserve">b</m:t>
-              </m:r>
-            </m:oMath>
-            <w:r>
-              <w:rPr>
-                <w:rFonts w:ascii="Calibri" w:hAnsi="Calibri" w:eastAsia="微軟正黑體"/>
-                <w:sz w:val="24"/>
-                <w:szCs w:val="24"/>
-              </w:rPr>
-              <w:t xml:space="preserve"> 的兩條方程 ①、②。</w:t>
-            </w:r>
-          </w:p>
-          <w:p>
-            <w:pPr>
-              <w:keepNext/>
-              <w:spacing w:line="360" w:lineRule="auto" w:after="80"/>
-              <w:ind w:left="280"/>
-              <w:jc w:val="left"/>
-            </w:pPr>
-            <w:r>
-              <w:rPr>
-                <w:rFonts w:ascii="Calibri" w:hAnsi="Calibri" w:eastAsia="微軟正黑體"/>
-                <w:sz w:val="24"/>
-                <w:szCs w:val="24"/>
-              </w:rPr>
-              <w:t xml:space="preserve">第 3 步　① ＋ ② 消去 </w:t>
-            </w:r>
-            <m:oMath>
-              <m:r>
-                <m:t xml:space="preserve">b</m:t>
-              </m:r>
-            </m:oMath>
-            <w:r>
-              <w:rPr>
-                <w:rFonts w:ascii="Calibri" w:hAnsi="Calibri" w:eastAsia="微軟正黑體"/>
-                <w:sz w:val="24"/>
-                <w:szCs w:val="24"/>
-              </w:rPr>
-              <w:t xml:space="preserve">，求 </w:t>
-            </w:r>
-            <m:oMath>
-              <m:r>
-                <m:t xml:space="preserve">a</m:t>
-              </m:r>
-            </m:oMath>
-            <w:r>
-              <w:rPr>
-                <w:rFonts w:ascii="Calibri" w:hAnsi="Calibri" w:eastAsia="微軟正黑體"/>
-                <w:sz w:val="24"/>
-                <w:szCs w:val="24"/>
-              </w:rPr>
-              <w:t xml:space="preserve">；再代回求 </w:t>
-            </w:r>
-            <m:oMath>
-              <m:r>
-                <m:t xml:space="preserve">b</m:t>
-              </m:r>
-            </m:oMath>
-            <w:r>
-              <w:rPr>
-                <w:rFonts w:ascii="Calibri" w:hAnsi="Calibri" w:eastAsia="微軟正黑體"/>
-                <w:sz w:val="24"/>
-                <w:szCs w:val="24"/>
-              </w:rPr>
-              <w:t xml:space="preserve">。</w:t>
-            </w:r>
-          </w:p>
-          <w:p>
-            <w:pPr>
-              <w:spacing w:line="360" w:lineRule="auto" w:after="80"/>
-              <w:ind w:left="280"/>
-              <w:jc w:val="left"/>
-            </w:pPr>
-            <w:r>
-              <w:rPr>
-                <w:rFonts w:ascii="Calibri" w:hAnsi="Calibri" w:eastAsia="微軟正黑體"/>
-                <w:sz w:val="24"/>
-                <w:szCs w:val="24"/>
-              </w:rPr>
-              <w:t xml:space="preserve">第 4 步　寫出解析式，把三點代回去檢查。</w:t>
             </w:r>
           </w:p>
         </w:tc>
@@ -5219,7 +3862,7 @@
           <w:sz w:val="24"/>
           <w:szCs w:val="24"/>
         </w:rPr>
-        <w:t xml:space="preserve">練 8、9、10 每題 6 分。</w:t>
+        <w:t xml:space="preserve">練 4、練 5 每題 12 分。</w:t>
       </w:r>
     </w:p>
     <w:tbl>
@@ -5262,7 +3905,7 @@
                 <w:sz w:val="24"/>
                 <w:szCs w:val="24"/>
               </w:rPr>
-              <w:t xml:space="preserve">練 8．已知二次函數的圖像經過 </w:t>
+              <w:t xml:space="preserve">練 4．已知二次函數的圖像經過 </w:t>
             </w:r>
             <m:oMath>
               <m:r>
@@ -5737,10 +4380,10 @@
           <w:p>
             <w:pPr>
               <w:pBdr>
-                <w:bottom w:val="single" w:sz="5" w:space="5" w:color="AAAAAA"/>
+                <w:bottom w:val="single" w:sz="5" w:space="4" w:color="AAAAAA"/>
               </w:pBdr>
               <w:spacing w:line="320" w:lineRule="auto" w:before="70" w:after="0"/>
-              <w:ind w:left="0" w:right="1"/>
+              <w:ind w:left="0" w:right="0"/>
             </w:pPr>
             <w:r>
               <w:rPr>
@@ -5806,7 +4449,7 @@
                 <w:sz w:val="24"/>
                 <w:szCs w:val="24"/>
               </w:rPr>
-              <w:t xml:space="preserve">練 9．已知二次函數的圖像經過 </w:t>
+              <w:t xml:space="preserve">練 5．已知二次函數的圖像經過 </w:t>
             </w:r>
             <m:oMath>
               <m:r>
@@ -6032,7 +4675,98 @@
                 <w:sz w:val="24"/>
                 <w:szCs w:val="24"/>
               </w:rPr>
-              <w:t xml:space="preserve">請續寫完整計算過程。</w:t>
+              <w:t xml:space="preserve"> </w:t>
+            </w:r>
+            <m:oMath>
+              <m:d>
+                <m:dPr>
+                  <m:begChr m:val="{"/>
+                  <m:endChr m:val=""/>
+                  <m:grow m:val="1"/>
+                </m:dPr>
+                <m:e>
+                  <m:m>
+                    <m:mPr>
+                      <m:mcs>
+                        <m:mc>
+                          <m:mcPr>
+                            <m:count m:val="1"/>
+                            <m:mcJc m:val="left"/>
+                          </m:mcPr>
+                        </m:mc>
+                      </m:mcs>
+                    </m:mPr>
+                    <m:mr>
+                      <m:e>
+                        <m:r>
+                          <m:t xml:space="preserve">＿＿＿＿＿＿＿＿＿＿=−</m:t>
+                        </m:r>
+                        <m:r>
+                          <m:t xml:space="preserve">1</m:t>
+                        </m:r>
+                      </m:e>
+                    </m:mr>
+                    <m:mr>
+                      <m:e>
+                        <m:r>
+                          <m:t xml:space="preserve"> ＿＿＿＿＿＿＿＿＿＿=</m:t>
+                        </m:r>
+                        <m:r>
+                          <m:t xml:space="preserve">5</m:t>
+                        </m:r>
+                      </m:e>
+                    </m:mr>
+                    <m:mr>
+                      <m:e>
+                        <m:r>
+                          <m:t xml:space="preserve"> </m:t>
+                        </m:r>
+                        <m:r>
+                          <m:t xml:space="preserve">c</m:t>
+                        </m:r>
+                        <m:r>
+                          <m:t xml:space="preserve">=</m:t>
+                        </m:r>
+                        <m:r>
+                          <m:t xml:space="preserve">4</m:t>
+                        </m:r>
+                      </m:e>
+                    </m:mr>
+                  </m:m>
+                </m:e>
+              </m:d>
+            </m:oMath>
+          </w:p>
+          <w:p>
+            <w:pPr>
+              <w:keepNext/>
+              <w:spacing w:line="324" w:lineRule="auto" w:after="60"/>
+              <w:ind w:left="280"/>
+              <w:jc w:val="left"/>
+            </w:pPr>
+            <w:r>
+              <w:rPr>
+                <w:rFonts w:ascii="Calibri" w:hAnsi="Calibri" w:eastAsia="微軟正黑體"/>
+                <w:sz w:val="24"/>
+                <w:szCs w:val="24"/>
+              </w:rPr>
+              <w:t xml:space="preserve">請續寫完整計算過程。（否則視為 0 分）</w:t>
+            </w:r>
+          </w:p>
+          <w:p>
+            <w:pPr>
+              <w:pBdr>
+                <w:bottom w:val="single" w:sz="5" w:space="5" w:color="AAAAAA"/>
+              </w:pBdr>
+              <w:spacing w:line="360" w:lineRule="auto" w:before="90" w:after="0"/>
+              <w:ind w:left="560" w:right="1"/>
+            </w:pPr>
+            <w:r>
+              <w:rPr>
+                <w:sz w:val="28"/>
+                <w:szCs w:val="28"/>
+              </w:rPr>
+              <w:t xml:space="preserve"> </w:t>
             </w:r>
           </w:p>
           <w:p>
@@ -6085,298 +4819,43 @@
           </w:p>
           <w:p>
             <w:pPr>
+              <w:keepNext/>
+              <w:spacing w:line="324" w:lineRule="auto" w:after="60"/>
+              <w:ind w:left="280"/>
+              <w:jc w:val="left"/>
+            </w:pPr>
+            <w:r>
+              <w:rPr>
+                <w:rFonts w:ascii="Calibri" w:hAnsi="Calibri" w:eastAsia="微軟正黑體"/>
+                <w:sz w:val="24"/>
+                <w:szCs w:val="24"/>
+              </w:rPr>
+              <w:t xml:space="preserve">∴ 這個二次函數的解析式為 </w:t>
+            </w:r>
+            <m:oMath>
+              <m:r>
+                <m:t xml:space="preserve">y</m:t>
+              </m:r>
+              <m:r>
+                <m:t xml:space="preserve">=</m:t>
+              </m:r>
+            </m:oMath>
+            <w:r>
+              <w:rPr>
+                <w:rFonts w:ascii="Calibri" w:hAnsi="Calibri" w:eastAsia="微軟正黑體"/>
+                <w:sz w:val="24"/>
+                <w:szCs w:val="24"/>
+              </w:rPr>
+              <w:t xml:space="preserve">＿＿＿＿＿＿＿＿＿＿＿＿。</w:t>
+            </w:r>
+          </w:p>
+          <w:p>
+            <w:pPr>
               <w:pBdr>
                 <w:bottom w:val="single" w:sz="5" w:space="5" w:color="AAAAAA"/>
               </w:pBdr>
-              <w:spacing w:line="360" w:lineRule="auto" w:before="90" w:after="0"/>
-              <w:ind w:left="560" w:right="1"/>
-            </w:pPr>
-            <w:r>
-              <w:rPr>
-                <w:sz w:val="28"/>
-                <w:szCs w:val="28"/>
-              </w:rPr>
-              <w:t xml:space="preserve"> </w:t>
-            </w:r>
-          </w:p>
-          <w:p>
-            <w:pPr>
-              <w:keepNext/>
-              <w:spacing w:line="324" w:lineRule="auto" w:after="60"/>
-              <w:ind w:left="280"/>
-              <w:jc w:val="left"/>
-            </w:pPr>
-            <w:r>
-              <w:rPr>
-                <w:rFonts w:ascii="Calibri" w:hAnsi="Calibri" w:eastAsia="微軟正黑體"/>
-                <w:sz w:val="24"/>
-                <w:szCs w:val="24"/>
-              </w:rPr>
-              <w:t xml:space="preserve">∴ 這個二次函數的解析式為 </w:t>
-            </w:r>
-            <m:oMath>
-              <m:r>
-                <m:t xml:space="preserve">y</m:t>
-              </m:r>
-              <m:r>
-                <m:t xml:space="preserve">=</m:t>
-              </m:r>
-            </m:oMath>
-            <w:r>
-              <w:rPr>
-                <w:rFonts w:ascii="Calibri" w:hAnsi="Calibri" w:eastAsia="微軟正黑體"/>
-                <w:sz w:val="24"/>
-                <w:szCs w:val="24"/>
-              </w:rPr>
-              <w:t xml:space="preserve">＿＿＿＿＿＿＿＿＿＿＿＿。</w:t>
-            </w:r>
-          </w:p>
-          <w:p>
-            <w:pPr>
-              <w:pBdr>
-                <w:bottom w:val="single" w:sz="5" w:space="4" w:color="AAAAAA"/>
-              </w:pBdr>
               <w:spacing w:line="320" w:lineRule="auto" w:before="70" w:after="0"/>
-              <w:ind w:left="0" w:right="0"/>
-            </w:pPr>
-            <w:r>
-              <w:rPr>
-                <w:rFonts w:ascii="Calibri" w:hAnsi="Calibri" w:eastAsia="微軟正黑體"/>
-                <w:sz w:val="22"/>
-                <w:szCs w:val="22"/>
-              </w:rPr>
-              <w:t xml:space="preserve">改正： </w:t>
-            </w:r>
-            <w:r>
-              <w:rPr>
-                <w:sz w:val="28"/>
-                <w:szCs w:val="28"/>
-              </w:rPr>
-              <w:t xml:space="preserve"> </w:t>
-            </w:r>
-          </w:p>
-        </w:tc>
-      </w:tr>
-    </w:tbl>
-    <w:p>
-      <w:pPr>
-        <w:spacing w:before="0" w:after="0" w:line="200" w:lineRule="exact"/>
-      </w:pPr>
-    </w:p>
-    <w:tbl>
-      <w:tblPr>
-        <w:tblW w:w="11338" w:type="dxa"/>
-        <w:tblBorders>
-          <w:top w:val="single" w:sz="4" w:space="0" w:color="000000"/>
-          <w:left w:val="single" w:sz="4" w:space="0" w:color="000000"/>
-          <w:bottom w:val="single" w:sz="4" w:space="0" w:color="000000"/>
-          <w:right w:val="single" w:sz="4" w:space="0" w:color="000000"/>
-        </w:tblBorders>
-        <w:tblLayout w:type="fixed"/>
-      </w:tblPr>
-      <w:tblGrid>
-        <w:gridCol w:w="11338"/>
-      </w:tblGrid>
-      <w:tr>
-        <w:trPr>
-          <w:cantSplit/>
-        </w:trPr>
-        <w:tc>
-          <w:tcPr>
-            <w:tcW w:w="11338" w:type="dxa"/>
-            <w:tcMar>
-              <w:top w:w="80" w:type="dxa"/>
-              <w:left w:w="120" w:type="dxa"/>
-              <w:bottom w:w="80" w:type="dxa"/>
-              <w:right w:w="120" w:type="dxa"/>
-            </w:tcMar>
-          </w:tcPr>
-          <w:p>
-            <w:pPr>
-              <w:keepNext/>
-              <w:spacing w:line="360" w:lineRule="auto" w:after="80"/>
-              <w:jc w:val="left"/>
-            </w:pPr>
-            <w:r>
-              <w:rPr>
-                <w:rFonts w:ascii="Calibri" w:hAnsi="Calibri" w:eastAsia="微軟正黑體"/>
-                <w:sz w:val="24"/>
-                <w:szCs w:val="24"/>
-              </w:rPr>
-              <w:t xml:space="preserve">練 10．已知二次函數的圖像經過 </w:t>
-            </w:r>
-            <m:oMath>
-              <m:r>
-                <m:t xml:space="preserve">(</m:t>
-              </m:r>
-              <m:r>
-                <m:t xml:space="preserve">0</m:t>
-              </m:r>
-              <m:r>
-                <m:t xml:space="preserve">,</m:t>
-              </m:r>
-              <m:r>
-                <m:t xml:space="preserve">−</m:t>
-              </m:r>
-              <m:r>
-                <m:t xml:space="preserve">1</m:t>
-              </m:r>
-              <m:r>
-                <m:t xml:space="preserve">)</m:t>
-              </m:r>
-            </m:oMath>
-            <w:r>
-              <w:rPr>
-                <w:rFonts w:ascii="Calibri" w:hAnsi="Calibri" w:eastAsia="微軟正黑體"/>
-                <w:sz w:val="24"/>
-                <w:szCs w:val="24"/>
-              </w:rPr>
-              <w:t xml:space="preserve">、</w:t>
-            </w:r>
-            <m:oMath>
-              <m:r>
-                <m:t xml:space="preserve">(</m:t>
-              </m:r>
-              <m:r>
-                <m:t xml:space="preserve">1</m:t>
-              </m:r>
-              <m:r>
-                <m:t xml:space="preserve">,</m:t>
-              </m:r>
-              <m:r>
-                <m:t xml:space="preserve">2</m:t>
-              </m:r>
-              <m:r>
-                <m:t xml:space="preserve">)</m:t>
-              </m:r>
-            </m:oMath>
-            <w:r>
-              <w:rPr>
-                <w:rFonts w:ascii="Calibri" w:hAnsi="Calibri" w:eastAsia="微軟正黑體"/>
-                <w:sz w:val="24"/>
-                <w:szCs w:val="24"/>
-              </w:rPr>
-              <w:t xml:space="preserve">、</w:t>
-            </w:r>
-            <m:oMath>
-              <m:r>
-                <m:t xml:space="preserve">(</m:t>
-              </m:r>
-              <m:r>
-                <m:t xml:space="preserve">−</m:t>
-              </m:r>
-              <m:r>
-                <m:t xml:space="preserve">1</m:t>
-              </m:r>
-              <m:r>
-                <m:t xml:space="preserve">,</m:t>
-              </m:r>
-              <m:r>
-                <m:t xml:space="preserve">−</m:t>
-              </m:r>
-              <m:r>
-                <m:t xml:space="preserve">2</m:t>
-              </m:r>
-              <m:r>
-                <m:t xml:space="preserve">)</m:t>
-              </m:r>
-            </m:oMath>
-            <w:r>
-              <w:rPr>
-                <w:rFonts w:ascii="Calibri" w:hAnsi="Calibri" w:eastAsia="微軟正黑體"/>
-                <w:sz w:val="24"/>
-                <w:szCs w:val="24"/>
-              </w:rPr>
-              <w:t xml:space="preserve"> 三點，求這個二次函數的解析式。</w:t>
-            </w:r>
-          </w:p>
-          <w:p>
-            <w:pPr>
-              <w:pBdr>
-                <w:bottom w:val="single" w:sz="5" w:space="5" w:color="AAAAAA"/>
-              </w:pBdr>
-              <w:spacing w:line="360" w:lineRule="auto" w:before="90" w:after="0"/>
-              <w:ind w:left="560" w:right="1"/>
-            </w:pPr>
-            <w:r>
-              <w:rPr>
-                <w:sz w:val="28"/>
-                <w:szCs w:val="28"/>
-              </w:rPr>
-              <w:t xml:space="preserve"> </w:t>
-            </w:r>
-          </w:p>
-          <w:p>
-            <w:pPr>
-              <w:pBdr>
-                <w:bottom w:val="single" w:sz="5" w:space="4" w:color="AAAAAA"/>
-              </w:pBdr>
-              <w:spacing w:line="360" w:lineRule="auto" w:before="90" w:after="0"/>
-              <w:ind w:left="560" w:right="0"/>
-            </w:pPr>
-            <w:r>
-              <w:rPr>
-                <w:sz w:val="28"/>
-                <w:szCs w:val="28"/>
-              </w:rPr>
-              <w:t xml:space="preserve"> </w:t>
-            </w:r>
-          </w:p>
-          <w:p>
-            <w:pPr>
-              <w:pBdr>
-                <w:bottom w:val="single" w:sz="5" w:space="5" w:color="AAAAAA"/>
-              </w:pBdr>
-              <w:spacing w:line="360" w:lineRule="auto" w:before="90" w:after="0"/>
-              <w:ind w:left="560" w:right="1"/>
-            </w:pPr>
-            <w:r>
-              <w:rPr>
-                <w:sz w:val="28"/>
-                <w:szCs w:val="28"/>
-              </w:rPr>
-              <w:t xml:space="preserve"> </w:t>
-            </w:r>
-          </w:p>
-          <w:p>
-            <w:pPr>
-              <w:pBdr>
-                <w:bottom w:val="single" w:sz="5" w:space="4" w:color="AAAAAA"/>
-              </w:pBdr>
-              <w:spacing w:line="360" w:lineRule="auto" w:before="90" w:after="0"/>
-              <w:ind w:left="560" w:right="0"/>
-            </w:pPr>
-            <w:r>
-              <w:rPr>
-                <w:sz w:val="28"/>
-                <w:szCs w:val="28"/>
-              </w:rPr>
-              <w:t xml:space="preserve"> </w:t>
-            </w:r>
-          </w:p>
-          <w:p>
-            <w:pPr>
-              <w:pBdr>
-                <w:bottom w:val="single" w:sz="5" w:space="5" w:color="AAAAAA"/>
-              </w:pBdr>
-              <w:spacing w:line="360" w:lineRule="auto" w:before="90" w:after="0"/>
-              <w:ind w:left="560" w:right="1"/>
-            </w:pPr>
-            <w:r>
-              <w:rPr>
-                <w:sz w:val="28"/>
-                <w:szCs w:val="28"/>
-              </w:rPr>
-              <w:t xml:space="preserve"> </w:t>
-            </w:r>
-          </w:p>
-          <w:p>
-            <w:pPr>
-              <w:pBdr>
-                <w:bottom w:val="single" w:sz="5" w:space="4" w:color="AAAAAA"/>
-              </w:pBdr>
-              <w:spacing w:line="320" w:lineRule="auto" w:before="70" w:after="0"/>
-              <w:ind w:left="0" w:right="0"/>
+              <w:ind w:left="0" w:right="1"/>
             </w:pPr>
             <w:r>
               <w:rPr>
@@ -6416,7 +4895,7 @@
           <w:sz w:val="28"/>
           <w:szCs w:val="28"/>
         </w:rPr>
-        <w:t xml:space="preserve">四、已知頂點求二次函數的解析式（18 分）</w:t>
+        <w:t xml:space="preserve">四、已知頂點求二次函數的解析式（24 分）</w:t>
       </w:r>
     </w:p>
     <w:tbl>
@@ -6461,15 +4940,8 @@
                 <w:sz w:val="24"/>
                 <w:szCs w:val="24"/>
               </w:rPr>
-              <w:t xml:space="preserve">▍頂點式</w:t>
-            </w:r>
-          </w:p>
-          <w:p>
-            <w:pPr>
-              <w:keepNext/>
-              <w:spacing w:line="360" w:lineRule="auto" w:after="80"/>
-              <w:jc w:val="center"/>
-            </w:pPr>
+              <w:t xml:space="preserve">▍頂點式　</w:t>
+            </w:r>
             <m:oMath>
               <m:r>
                 <m:t xml:space="preserve">y</m:t>
@@ -6514,10 +4986,12 @@
             <w:r>
               <w:rPr>
                 <w:rFonts w:ascii="Calibri" w:hAnsi="Calibri" w:eastAsia="微軟正黑體"/>
-                <w:sz w:val="24"/>
-                <w:szCs w:val="24"/>
-              </w:rPr>
-              <w:t xml:space="preserve">　　頂點是 </w:t>
+                <w:b/>
+                <w:bCs/>
+                <w:sz w:val="24"/>
+                <w:szCs w:val="24"/>
+              </w:rPr>
+              <w:t xml:space="preserve">，頂點是 </w:t>
             </w:r>
             <m:oMath>
               <m:r>
@@ -6539,7 +5013,6 @@
           </w:p>
           <w:p>
             <w:pPr>
-              <w:keepNext/>
               <w:spacing w:line="360" w:lineRule="auto" w:after="80"/>
               <w:ind w:left="280"/>
               <w:jc w:val="left"/>
@@ -6550,7 +5023,7 @@
                 <w:sz w:val="24"/>
                 <w:szCs w:val="24"/>
               </w:rPr>
-              <w:t xml:space="preserve">第 1 步　把頂點代入：只剩 </w:t>
+              <w:t xml:space="preserve">先代頂點，再代另一點求 </w:t>
             </w:r>
             <m:oMath>
               <m:r>
@@ -6563,67 +5036,7 @@
                 <w:sz w:val="24"/>
                 <w:szCs w:val="24"/>
               </w:rPr>
-              <w:t xml:space="preserve"> 未知。</w:t>
-            </w:r>
-          </w:p>
-          <w:p>
-            <w:pPr>
-              <w:keepNext/>
-              <w:spacing w:line="360" w:lineRule="auto" w:after="80"/>
-              <w:ind w:left="280"/>
-              <w:jc w:val="left"/>
-            </w:pPr>
-            <w:r>
-              <w:rPr>
-                <w:rFonts w:ascii="Calibri" w:hAnsi="Calibri" w:eastAsia="微軟正黑體"/>
-                <w:sz w:val="24"/>
-                <w:szCs w:val="24"/>
-              </w:rPr>
-              <w:t xml:space="preserve">第 2 步　把另一點代入，解出 </w:t>
-            </w:r>
-            <m:oMath>
-              <m:r>
-                <m:t xml:space="preserve">a</m:t>
-              </m:r>
-            </m:oMath>
-            <w:r>
-              <w:rPr>
-                <w:rFonts w:ascii="Calibri" w:hAnsi="Calibri" w:eastAsia="微軟正黑體"/>
-                <w:sz w:val="24"/>
-                <w:szCs w:val="24"/>
-              </w:rPr>
-              <w:t xml:space="preserve">。</w:t>
-            </w:r>
-          </w:p>
-          <w:p>
-            <w:pPr>
-              <w:keepNext/>
-              <w:spacing w:line="360" w:lineRule="auto" w:after="80"/>
-              <w:ind w:left="280"/>
-              <w:jc w:val="left"/>
-            </w:pPr>
-            <w:r>
-              <w:rPr>
-                <w:rFonts w:ascii="Calibri" w:hAnsi="Calibri" w:eastAsia="微軟正黑體"/>
-                <w:sz w:val="24"/>
-                <w:szCs w:val="24"/>
-              </w:rPr>
-              <w:t xml:space="preserve">第 3 步　寫出解析式。</w:t>
-            </w:r>
-          </w:p>
-          <w:p>
-            <w:pPr>
-              <w:spacing w:line="360" w:lineRule="auto" w:after="80"/>
-              <w:ind w:left="280"/>
-              <w:jc w:val="left"/>
-            </w:pPr>
-            <w:r>
-              <w:rPr>
-                <w:rFonts w:ascii="Calibri" w:hAnsi="Calibri" w:eastAsia="微軟正黑體"/>
-                <w:sz w:val="24"/>
-                <w:szCs w:val="24"/>
-              </w:rPr>
-              <w:t xml:space="preserve">注意：頂點 </w:t>
+              <w:t xml:space="preserve">。注意：頂點 </w:t>
             </w:r>
             <m:oMath>
               <m:r>
@@ -6700,7 +5113,7 @@
                 <w:sz w:val="24"/>
                 <w:szCs w:val="24"/>
               </w:rPr>
-              <w:t xml:space="preserve">，括號內 </w:t>
+              <w:t xml:space="preserve">，</w:t>
             </w:r>
             <m:oMath>
               <m:r>
@@ -7998,7 +6411,7 @@
           <w:sz w:val="24"/>
           <w:szCs w:val="24"/>
         </w:rPr>
-        <w:t xml:space="preserve">練 11、12、13 每題 6 分。</w:t>
+        <w:t xml:space="preserve">練 6、練 7 每題 12 分。</w:t>
       </w:r>
     </w:p>
     <w:tbl>
@@ -8041,7 +6454,7 @@
                 <w:sz w:val="24"/>
                 <w:szCs w:val="24"/>
               </w:rPr>
-              <w:t xml:space="preserve">練 11．已知二次函數的頂點坐標為 </w:t>
+              <w:t xml:space="preserve">練 6．已知二次函數的頂點坐標為 </w:t>
             </w:r>
             <m:oMath>
               <m:r>
@@ -8289,10 +6702,10 @@
           <w:p>
             <w:pPr>
               <w:pBdr>
-                <w:bottom w:val="single" w:sz="5" w:space="5" w:color="AAAAAA"/>
+                <w:bottom w:val="single" w:sz="5" w:space="4" w:color="AAAAAA"/>
               </w:pBdr>
               <w:spacing w:line="320" w:lineRule="auto" w:before="70" w:after="0"/>
-              <w:ind w:left="0" w:right="1"/>
+              <w:ind w:left="0" w:right="0"/>
             </w:pPr>
             <w:r>
               <w:rPr>
@@ -8358,7 +6771,7 @@
                 <w:sz w:val="24"/>
                 <w:szCs w:val="24"/>
               </w:rPr>
-              <w:t xml:space="preserve">練 12．已知二次函數的頂點坐標為 </w:t>
+              <w:t xml:space="preserve">練 7．已知二次函數的頂點坐標為 </w:t>
             </w:r>
             <m:oMath>
               <m:r>
@@ -8519,7 +6932,64 @@
                 <w:sz w:val="24"/>
                 <w:szCs w:val="24"/>
               </w:rPr>
-              <w:t xml:space="preserve">請續寫完整計算過程。</w:t>
+              <w:t xml:space="preserve">再把點 </w:t>
+            </w:r>
+            <m:oMath>
+              <m:r>
+                <m:t xml:space="preserve">(</m:t>
+              </m:r>
+              <m:r>
+                <m:t xml:space="preserve">0</m:t>
+              </m:r>
+              <m:r>
+                <m:t xml:space="preserve">,</m:t>
+              </m:r>
+              <m:r>
+                <m:t xml:space="preserve">1</m:t>
+              </m:r>
+              <m:r>
+                <m:t xml:space="preserve">)</m:t>
+              </m:r>
+            </m:oMath>
+            <w:r>
+              <w:rPr>
+                <w:rFonts w:ascii="Calibri" w:hAnsi="Calibri" w:eastAsia="微軟正黑體"/>
+                <w:sz w:val="24"/>
+                <w:szCs w:val="24"/>
+              </w:rPr>
+              <w:t xml:space="preserve"> 代入得 ＿＿＿＿＿＿＿＿</w:t>
+            </w:r>
+          </w:p>
+          <w:p>
+            <w:pPr>
+              <w:keepNext/>
+              <w:spacing w:line="324" w:lineRule="auto" w:after="60"/>
+              <w:ind w:left="280"/>
+              <w:jc w:val="left"/>
+            </w:pPr>
+            <w:r>
+              <w:rPr>
+                <w:rFonts w:ascii="Calibri" w:hAnsi="Calibri" w:eastAsia="微軟正黑體"/>
+                <w:sz w:val="24"/>
+                <w:szCs w:val="24"/>
+              </w:rPr>
+              <w:t xml:space="preserve">請續寫完整計算過程。（否則視為 0 分）</w:t>
+            </w:r>
+          </w:p>
+          <w:p>
+            <w:pPr>
+              <w:pBdr>
+                <w:bottom w:val="single" w:sz="5" w:space="5" w:color="AAAAAA"/>
+              </w:pBdr>
+              <w:spacing w:line="360" w:lineRule="auto" w:before="90" w:after="0"/>
+              <w:ind w:left="560" w:right="1"/>
+            </w:pPr>
+            <w:r>
+              <w:rPr>
+                <w:sz w:val="28"/>
+                <w:szCs w:val="28"/>
+              </w:rPr>
+              <w:t xml:space="preserve"> </w:t>
             </w:r>
           </w:p>
           <w:p>
@@ -8556,270 +7026,43 @@
           </w:p>
           <w:p>
             <w:pPr>
+              <w:keepNext/>
+              <w:spacing w:line="324" w:lineRule="auto" w:after="60"/>
+              <w:ind w:left="280"/>
+              <w:jc w:val="left"/>
+            </w:pPr>
+            <w:r>
+              <w:rPr>
+                <w:rFonts w:ascii="Calibri" w:hAnsi="Calibri" w:eastAsia="微軟正黑體"/>
+                <w:sz w:val="24"/>
+                <w:szCs w:val="24"/>
+              </w:rPr>
+              <w:t xml:space="preserve">∴ 這個二次函數的解析式為 </w:t>
+            </w:r>
+            <m:oMath>
+              <m:r>
+                <m:t xml:space="preserve">y</m:t>
+              </m:r>
+              <m:r>
+                <m:t xml:space="preserve">=</m:t>
+              </m:r>
+            </m:oMath>
+            <w:r>
+              <w:rPr>
+                <w:rFonts w:ascii="Calibri" w:hAnsi="Calibri" w:eastAsia="微軟正黑體"/>
+                <w:sz w:val="24"/>
+                <w:szCs w:val="24"/>
+              </w:rPr>
+              <w:t xml:space="preserve">＿＿＿＿＿＿＿＿＿＿＿＿。</w:t>
+            </w:r>
+          </w:p>
+          <w:p>
+            <w:pPr>
               <w:pBdr>
                 <w:bottom w:val="single" w:sz="5" w:space="4" w:color="AAAAAA"/>
               </w:pBdr>
-              <w:spacing w:line="360" w:lineRule="auto" w:before="90" w:after="0"/>
-              <w:ind w:left="560" w:right="0"/>
-            </w:pPr>
-            <w:r>
-              <w:rPr>
-                <w:sz w:val="28"/>
-                <w:szCs w:val="28"/>
-              </w:rPr>
-              <w:t xml:space="preserve"> </w:t>
-            </w:r>
-          </w:p>
-          <w:p>
-            <w:pPr>
-              <w:keepNext/>
-              <w:spacing w:line="324" w:lineRule="auto" w:after="60"/>
-              <w:ind w:left="280"/>
-              <w:jc w:val="left"/>
-            </w:pPr>
-            <w:r>
-              <w:rPr>
-                <w:rFonts w:ascii="Calibri" w:hAnsi="Calibri" w:eastAsia="微軟正黑體"/>
-                <w:sz w:val="24"/>
-                <w:szCs w:val="24"/>
-              </w:rPr>
-              <w:t xml:space="preserve">∴ 這個二次函數的解析式為 </w:t>
-            </w:r>
-            <m:oMath>
-              <m:r>
-                <m:t xml:space="preserve">y</m:t>
-              </m:r>
-              <m:r>
-                <m:t xml:space="preserve">=</m:t>
-              </m:r>
-            </m:oMath>
-            <w:r>
-              <w:rPr>
-                <w:rFonts w:ascii="Calibri" w:hAnsi="Calibri" w:eastAsia="微軟正黑體"/>
-                <w:sz w:val="24"/>
-                <w:szCs w:val="24"/>
-              </w:rPr>
-              <w:t xml:space="preserve">＿＿＿＿＿＿＿＿＿＿＿＿。</w:t>
-            </w:r>
-          </w:p>
-          <w:p>
-            <w:pPr>
-              <w:pBdr>
-                <w:bottom w:val="single" w:sz="5" w:space="5" w:color="AAAAAA"/>
-              </w:pBdr>
               <w:spacing w:line="320" w:lineRule="auto" w:before="70" w:after="0"/>
-              <w:ind w:left="0" w:right="1"/>
-            </w:pPr>
-            <w:r>
-              <w:rPr>
-                <w:rFonts w:ascii="Calibri" w:hAnsi="Calibri" w:eastAsia="微軟正黑體"/>
-                <w:sz w:val="22"/>
-                <w:szCs w:val="22"/>
-              </w:rPr>
-              <w:t xml:space="preserve">改正： </w:t>
-            </w:r>
-            <w:r>
-              <w:rPr>
-                <w:sz w:val="28"/>
-                <w:szCs w:val="28"/>
-              </w:rPr>
-              <w:t xml:space="preserve"> </w:t>
-            </w:r>
-          </w:p>
-        </w:tc>
-      </w:tr>
-    </w:tbl>
-    <w:p>
-      <w:pPr>
-        <w:spacing w:before="0" w:after="0" w:line="200" w:lineRule="exact"/>
-      </w:pPr>
-    </w:p>
-    <w:tbl>
-      <w:tblPr>
-        <w:tblW w:w="11338" w:type="dxa"/>
-        <w:tblBorders>
-          <w:top w:val="single" w:sz="4" w:space="0" w:color="000000"/>
-          <w:left w:val="single" w:sz="4" w:space="0" w:color="000000"/>
-          <w:bottom w:val="single" w:sz="4" w:space="0" w:color="000000"/>
-          <w:right w:val="single" w:sz="4" w:space="0" w:color="000000"/>
-        </w:tblBorders>
-        <w:tblLayout w:type="fixed"/>
-      </w:tblPr>
-      <w:tblGrid>
-        <w:gridCol w:w="11338"/>
-      </w:tblGrid>
-      <w:tr>
-        <w:trPr>
-          <w:cantSplit/>
-        </w:trPr>
-        <w:tc>
-          <w:tcPr>
-            <w:tcW w:w="11338" w:type="dxa"/>
-            <w:tcMar>
-              <w:top w:w="80" w:type="dxa"/>
-              <w:left w:w="120" w:type="dxa"/>
-              <w:bottom w:w="80" w:type="dxa"/>
-              <w:right w:w="120" w:type="dxa"/>
-            </w:tcMar>
-          </w:tcPr>
-          <w:p>
-            <w:pPr>
-              <w:keepNext/>
-              <w:spacing w:line="360" w:lineRule="auto" w:after="80"/>
-              <w:jc w:val="left"/>
-            </w:pPr>
-            <w:r>
-              <w:rPr>
-                <w:rFonts w:ascii="Calibri" w:hAnsi="Calibri" w:eastAsia="微軟正黑體"/>
-                <w:sz w:val="24"/>
-                <w:szCs w:val="24"/>
-              </w:rPr>
-              <w:t xml:space="preserve">練 13．已知二次函數的頂點坐標為 </w:t>
-            </w:r>
-            <m:oMath>
-              <m:r>
-                <m:t xml:space="preserve">(</m:t>
-              </m:r>
-              <m:r>
-                <m:t xml:space="preserve">−</m:t>
-              </m:r>
-              <m:r>
-                <m:t xml:space="preserve">1</m:t>
-              </m:r>
-              <m:r>
-                <m:t xml:space="preserve">,</m:t>
-              </m:r>
-              <m:r>
-                <m:t xml:space="preserve">−</m:t>
-              </m:r>
-              <m:r>
-                <m:t xml:space="preserve">3</m:t>
-              </m:r>
-              <m:r>
-                <m:t xml:space="preserve">)</m:t>
-              </m:r>
-            </m:oMath>
-            <w:r>
-              <w:rPr>
-                <w:rFonts w:ascii="Calibri" w:hAnsi="Calibri" w:eastAsia="微軟正黑體"/>
-                <w:sz w:val="24"/>
-                <w:szCs w:val="24"/>
-              </w:rPr>
-              <w:t xml:space="preserve">，且經過點 </w:t>
-            </w:r>
-            <m:oMath>
-              <m:r>
-                <m:t xml:space="preserve">(</m:t>
-              </m:r>
-              <m:r>
-                <m:t xml:space="preserve">2</m:t>
-              </m:r>
-              <m:r>
-                <m:t xml:space="preserve">,</m:t>
-              </m:r>
-              <m:r>
-                <m:t xml:space="preserve">15</m:t>
-              </m:r>
-              <m:r>
-                <m:t xml:space="preserve">)</m:t>
-              </m:r>
-            </m:oMath>
-            <w:r>
-              <w:rPr>
-                <w:rFonts w:ascii="Calibri" w:hAnsi="Calibri" w:eastAsia="微軟正黑體"/>
-                <w:sz w:val="24"/>
-                <w:szCs w:val="24"/>
-              </w:rPr>
-              <w:t xml:space="preserve">，求這個二次函數的解析式。</w:t>
-            </w:r>
-          </w:p>
-          <w:p>
-            <w:pPr>
-              <w:pBdr>
-                <w:bottom w:val="single" w:sz="5" w:space="4" w:color="AAAAAA"/>
-              </w:pBdr>
-              <w:spacing w:line="360" w:lineRule="auto" w:before="90" w:after="0"/>
-              <w:ind w:left="560" w:right="0"/>
-            </w:pPr>
-            <w:r>
-              <w:rPr>
-                <w:sz w:val="28"/>
-                <w:szCs w:val="28"/>
-              </w:rPr>
-              <w:t xml:space="preserve"> </w:t>
-            </w:r>
-          </w:p>
-          <w:p>
-            <w:pPr>
-              <w:pBdr>
-                <w:bottom w:val="single" w:sz="5" w:space="5" w:color="AAAAAA"/>
-              </w:pBdr>
-              <w:spacing w:line="360" w:lineRule="auto" w:before="90" w:after="0"/>
-              <w:ind w:left="560" w:right="1"/>
-            </w:pPr>
-            <w:r>
-              <w:rPr>
-                <w:sz w:val="28"/>
-                <w:szCs w:val="28"/>
-              </w:rPr>
-              <w:t xml:space="preserve"> </w:t>
-            </w:r>
-          </w:p>
-          <w:p>
-            <w:pPr>
-              <w:pBdr>
-                <w:bottom w:val="single" w:sz="5" w:space="4" w:color="AAAAAA"/>
-              </w:pBdr>
-              <w:spacing w:line="360" w:lineRule="auto" w:before="90" w:after="0"/>
-              <w:ind w:left="560" w:right="0"/>
-            </w:pPr>
-            <w:r>
-              <w:rPr>
-                <w:sz w:val="28"/>
-                <w:szCs w:val="28"/>
-              </w:rPr>
-              <w:t xml:space="preserve"> </w:t>
-            </w:r>
-          </w:p>
-          <w:p>
-            <w:pPr>
-              <w:pBdr>
-                <w:bottom w:val="single" w:sz="5" w:space="5" w:color="AAAAAA"/>
-              </w:pBdr>
-              <w:spacing w:line="360" w:lineRule="auto" w:before="90" w:after="0"/>
-              <w:ind w:left="560" w:right="1"/>
-            </w:pPr>
-            <w:r>
-              <w:rPr>
-                <w:sz w:val="28"/>
-                <w:szCs w:val="28"/>
-              </w:rPr>
-              <w:t xml:space="preserve"> </w:t>
-            </w:r>
-          </w:p>
-          <w:p>
-            <w:pPr>
-              <w:pBdr>
-                <w:bottom w:val="single" w:sz="5" w:space="4" w:color="AAAAAA"/>
-              </w:pBdr>
-              <w:spacing w:line="360" w:lineRule="auto" w:before="90" w:after="0"/>
-              <w:ind w:left="560" w:right="0"/>
-            </w:pPr>
-            <w:r>
-              <w:rPr>
-                <w:sz w:val="28"/>
-                <w:szCs w:val="28"/>
-              </w:rPr>
-              <w:t xml:space="preserve"> </w:t>
-            </w:r>
-          </w:p>
-          <w:p>
-            <w:pPr>
-              <w:pBdr>
-                <w:bottom w:val="single" w:sz="5" w:space="5" w:color="AAAAAA"/>
-              </w:pBdr>
-              <w:spacing w:line="320" w:lineRule="auto" w:before="70" w:after="0"/>
-              <w:ind w:left="0" w:right="1"/>
+              <w:ind w:left="0" w:right="0"/>
             </w:pPr>
             <w:r>
               <w:rPr>
@@ -8859,7 +7102,7 @@
           <w:sz w:val="28"/>
           <w:szCs w:val="28"/>
         </w:rPr>
-        <w:t xml:space="preserve">五、拋物線形拱橋（22 分）</w:t>
+        <w:t xml:space="preserve">五、拋物線形拱橋（26 分）</w:t>
       </w:r>
     </w:p>
     <w:tbl>
@@ -9215,7 +7458,7 @@
           <w:sz w:val="24"/>
           <w:szCs w:val="24"/>
         </w:rPr>
-        <w:t xml:space="preserve">練 14、練 15 每題 7 分〔(1) 3 分、(2) 3 分、(3) 1 分〕；練 16 為 8 分〔(1) 3 分、(2) 3 分、(3) 2 分〕。</w:t>
+        <w:t xml:space="preserve">練 8、練 9 每題 13 分〔(1) 3 分、(2) 6 分、(3) 4 分〕。</w:t>
       </w:r>
     </w:p>
     <w:tbl>
@@ -9283,7 +7526,7 @@
                       <w:sz w:val="24"/>
                       <w:szCs w:val="24"/>
                     </w:rPr>
-                    <w:t xml:space="preserve">練 14．如圖，有一拋物線形拱橋，當拱頂到水面的距離為 4 米時，水面寬度為 4 米。當水位上升到水面距離拱橋頂 1 米時，此時的水位為警戒水位。求：</w:t>
+                    <w:t xml:space="preserve">練 8．如圖，有一拋物線形拱橋，當拱頂到水面的距離為 4 米時，水面寬度為 4 米。當水位上升到水面距離拱橋頂 1 米時，此時的水位為警戒水位。求：</w:t>
                   </w:r>
                 </w:p>
               </w:tc>
@@ -9307,16 +7550,16 @@
                     <w:drawing>
                       <wp:inline xmlns:wp="http://schemas.openxmlformats.org/drawingml/2006/wordprocessingDrawing" distT="0" distB="0" distL="0" distR="0">
                         <wp:extent cx="1872000" cy="1353637"/>
-                        <wp:docPr id="10" name="Picture 10"/>
+                        <wp:docPr id="9" name="Picture 9"/>
                         <a:graphic xmlns:a="http://schemas.openxmlformats.org/drawingml/2006/main">
                           <a:graphicData uri="http://schemas.openxmlformats.org/drawingml/2006/picture">
                             <pic:pic xmlns:pic="http://schemas.openxmlformats.org/drawingml/2006/picture">
                               <pic:nvPicPr>
-                                <pic:cNvPr id="10" name="Picture 10"/>
+                                <pic:cNvPr id="9" name="Picture 9"/>
                                 <pic:cNvPicPr/>
                               </pic:nvPicPr>
                               <pic:blipFill>
-                                <a:blip r:embed="rIdImg10"/>
+                                <a:blip r:embed="rIdImg9"/>
                                 <a:stretch>
                                   <a:fillRect/>
                                 </a:stretch>
@@ -9770,10 +8013,10 @@
           <w:p>
             <w:pPr>
               <w:pBdr>
-                <w:bottom w:val="single" w:sz="5" w:space="4" w:color="AAAAAA"/>
+                <w:bottom w:val="single" w:sz="5" w:space="5" w:color="AAAAAA"/>
               </w:pBdr>
               <w:spacing w:line="320" w:lineRule="auto" w:before="70" w:after="0"/>
-              <w:ind w:left="0" w:right="0"/>
+              <w:ind w:left="0" w:right="1"/>
             </w:pPr>
             <w:r>
               <w:rPr>
@@ -9864,7 +8107,7 @@
                       <w:sz w:val="24"/>
                       <w:szCs w:val="24"/>
                     </w:rPr>
-                    <w:t xml:space="preserve">練 15．如圖，有一拋物線形拱橋，當拱頂到水面的距離為 9 米時，水面寬度為 12 米。當水位上升到水面距離拱橋頂 4 米時，此時的水位為警戒水位。求：</w:t>
+                    <w:t xml:space="preserve">練 9．如圖，有一拋物線形拱橋，當拱頂到水面的距離為 9 米時，水面寬度為 12 米。當水位上升到水面距離拱橋頂 4 米時，此時的水位為警戒水位。求：</w:t>
                   </w:r>
                 </w:p>
               </w:tc>
@@ -9888,16 +8131,16 @@
                     <w:drawing>
                       <wp:inline xmlns:wp="http://schemas.openxmlformats.org/drawingml/2006/wordprocessingDrawing" distT="0" distB="0" distL="0" distR="0">
                         <wp:extent cx="1872000" cy="1294677"/>
-                        <wp:docPr id="11" name="Picture 11"/>
+                        <wp:docPr id="10" name="Picture 10"/>
                         <a:graphic xmlns:a="http://schemas.openxmlformats.org/drawingml/2006/main">
                           <a:graphicData uri="http://schemas.openxmlformats.org/drawingml/2006/picture">
                             <pic:pic xmlns:pic="http://schemas.openxmlformats.org/drawingml/2006/picture">
                               <pic:nvPicPr>
-                                <pic:cNvPr id="11" name="Picture 11"/>
+                                <pic:cNvPr id="10" name="Picture 10"/>
                                 <pic:cNvPicPr/>
                               </pic:nvPicPr>
                               <pic:blipFill>
-                                <a:blip r:embed="rIdImg11"/>
+                                <a:blip r:embed="rIdImg10"/>
                                 <a:stretch>
                                   <a:fillRect/>
                                 </a:stretch>
@@ -10084,7 +8327,97 @@
                 <w:sz w:val="24"/>
                 <w:szCs w:val="24"/>
               </w:rPr>
-              <w:t xml:space="preserve">請續寫完整計算過程。</w:t>
+              <w:t xml:space="preserve">把頂點 </w:t>
+            </w:r>
+            <m:oMath>
+              <m:r>
+                <m:t xml:space="preserve">C</m:t>
+              </m:r>
+            </m:oMath>
+            <w:r>
+              <w:rPr>
+                <w:rFonts w:ascii="Calibri" w:hAnsi="Calibri" w:eastAsia="微軟正黑體"/>
+                <w:sz w:val="24"/>
+                <w:szCs w:val="24"/>
+              </w:rPr>
+              <w:t xml:space="preserve">（＿＿＿＿，＿＿＿＿）代入得 </w:t>
+            </w:r>
+            <m:oMath>
+              <m:r>
+                <m:t xml:space="preserve">y</m:t>
+              </m:r>
+              <m:r>
+                <m:t xml:space="preserve">=</m:t>
+              </m:r>
+            </m:oMath>
+            <w:r>
+              <w:rPr>
+                <w:rFonts w:ascii="Calibri" w:hAnsi="Calibri" w:eastAsia="微軟正黑體"/>
+                <w:sz w:val="24"/>
+                <w:szCs w:val="24"/>
+              </w:rPr>
+              <w:t xml:space="preserve">＿＿＿＿＿＿＿＿</w:t>
+            </w:r>
+          </w:p>
+          <w:p>
+            <w:pPr>
+              <w:keepNext/>
+              <w:spacing w:line="324" w:lineRule="auto" w:after="60"/>
+              <w:ind w:left="280"/>
+              <w:jc w:val="left"/>
+            </w:pPr>
+            <w:r>
+              <w:rPr>
+                <w:rFonts w:ascii="Calibri" w:hAnsi="Calibri" w:eastAsia="微軟正黑體"/>
+                <w:sz w:val="24"/>
+                <w:szCs w:val="24"/>
+              </w:rPr>
+              <w:t xml:space="preserve">再把點 </w:t>
+            </w:r>
+            <m:oMath>
+              <m:r>
+                <m:t xml:space="preserve">B</m:t>
+              </m:r>
+            </m:oMath>
+            <w:r>
+              <w:rPr>
+                <w:rFonts w:ascii="Calibri" w:hAnsi="Calibri" w:eastAsia="微軟正黑體"/>
+                <w:sz w:val="24"/>
+                <w:szCs w:val="24"/>
+              </w:rPr>
+              <w:t xml:space="preserve">（＿＿＿＿，＿＿＿＿）代入得</w:t>
+            </w:r>
+          </w:p>
+          <w:p>
+            <w:pPr>
+              <w:keepNext/>
+              <w:spacing w:line="324" w:lineRule="auto" w:after="60"/>
+              <w:ind w:left="280"/>
+              <w:jc w:val="left"/>
+            </w:pPr>
+            <w:r>
+              <w:rPr>
+                <w:rFonts w:ascii="Calibri" w:hAnsi="Calibri" w:eastAsia="微軟正黑體"/>
+                <w:sz w:val="24"/>
+                <w:szCs w:val="24"/>
+              </w:rPr>
+              <w:t xml:space="preserve">請續寫完整計算過程。（否則視為 0 分）</w:t>
+            </w:r>
+          </w:p>
+          <w:p>
+            <w:pPr>
+              <w:pBdr>
+                <w:bottom w:val="single" w:sz="5" w:space="4" w:color="AAAAAA"/>
+              </w:pBdr>
+              <w:spacing w:line="360" w:lineRule="auto" w:before="90" w:after="0"/>
+              <w:ind w:left="560" w:right="0"/>
+            </w:pPr>
+            <w:r>
+              <w:rPr>
+                <w:sz w:val="28"/>
+                <w:szCs w:val="28"/>
+              </w:rPr>
+              <w:t xml:space="preserve"> </w:t>
             </w:r>
           </w:p>
           <w:p>
@@ -10105,6 +8438,54 @@
           </w:p>
           <w:p>
             <w:pPr>
+              <w:keepNext/>
+              <w:spacing w:line="324" w:lineRule="auto" w:after="60"/>
+              <w:ind w:left="280"/>
+              <w:jc w:val="left"/>
+            </w:pPr>
+            <w:r>
+              <w:rPr>
+                <w:rFonts w:ascii="Calibri" w:hAnsi="Calibri" w:eastAsia="微軟正黑體"/>
+                <w:sz w:val="24"/>
+                <w:szCs w:val="24"/>
+              </w:rPr>
+              <w:t xml:space="preserve">∴ 這個二次函數的解析式為 </w:t>
+            </w:r>
+            <m:oMath>
+              <m:r>
+                <m:t xml:space="preserve">y</m:t>
+              </m:r>
+              <m:r>
+                <m:t xml:space="preserve">=</m:t>
+              </m:r>
+            </m:oMath>
+            <w:r>
+              <w:rPr>
+                <w:rFonts w:ascii="Calibri" w:hAnsi="Calibri" w:eastAsia="微軟正黑體"/>
+                <w:sz w:val="24"/>
+                <w:szCs w:val="24"/>
+              </w:rPr>
+              <w:t xml:space="preserve">＿＿＿＿＿＿＿＿＿＿＿＿。</w:t>
+            </w:r>
+          </w:p>
+          <w:p>
+            <w:pPr>
+              <w:keepNext/>
+              <w:spacing w:line="324" w:lineRule="auto" w:after="60"/>
+              <w:ind w:left="280"/>
+              <w:jc w:val="left"/>
+            </w:pPr>
+            <w:r>
+              <w:rPr>
+                <w:rFonts w:ascii="Calibri" w:hAnsi="Calibri" w:eastAsia="微軟正黑體"/>
+                <w:sz w:val="24"/>
+                <w:szCs w:val="24"/>
+              </w:rPr>
+              <w:t xml:space="preserve">(3) 水位達到警戒水位時的水面寬度是多少米？</w:t>
+            </w:r>
+          </w:p>
+          <w:p>
+            <w:pPr>
               <w:pBdr>
                 <w:bottom w:val="single" w:sz="5" w:space="4" w:color="AAAAAA"/>
               </w:pBdr>
@@ -10137,86 +8518,6 @@
           </w:p>
           <w:p>
             <w:pPr>
-              <w:keepNext/>
-              <w:spacing w:line="324" w:lineRule="auto" w:after="60"/>
-              <w:ind w:left="280"/>
-              <w:jc w:val="left"/>
-            </w:pPr>
-            <w:r>
-              <w:rPr>
-                <w:rFonts w:ascii="Calibri" w:hAnsi="Calibri" w:eastAsia="微軟正黑體"/>
-                <w:sz w:val="24"/>
-                <w:szCs w:val="24"/>
-              </w:rPr>
-              <w:t xml:space="preserve">∴ 拋物線的解析式為 </w:t>
-            </w:r>
-            <m:oMath>
-              <m:r>
-                <m:t xml:space="preserve">y</m:t>
-              </m:r>
-              <m:r>
-                <m:t xml:space="preserve">=</m:t>
-              </m:r>
-            </m:oMath>
-            <w:r>
-              <w:rPr>
-                <w:rFonts w:ascii="Calibri" w:hAnsi="Calibri" w:eastAsia="微軟正黑體"/>
-                <w:sz w:val="24"/>
-                <w:szCs w:val="24"/>
-              </w:rPr>
-              <w:t xml:space="preserve">＿＿＿＿＿＿＿＿</w:t>
-            </w:r>
-          </w:p>
-          <w:p>
-            <w:pPr>
-              <w:keepNext/>
-              <w:spacing w:line="324" w:lineRule="auto" w:after="60"/>
-              <w:ind w:left="280"/>
-              <w:jc w:val="left"/>
-            </w:pPr>
-            <w:r>
-              <w:rPr>
-                <w:rFonts w:ascii="Calibri" w:hAnsi="Calibri" w:eastAsia="微軟正黑體"/>
-                <w:sz w:val="24"/>
-                <w:szCs w:val="24"/>
-              </w:rPr>
-              <w:t xml:space="preserve">(3) 水位達到警戒水位時的水面寬度是多少米？</w:t>
-            </w:r>
-          </w:p>
-          <w:p>
-            <w:pPr>
-              <w:keepNext/>
-              <w:spacing w:line="324" w:lineRule="auto" w:after="60"/>
-              <w:ind w:left="280"/>
-              <w:jc w:val="left"/>
-            </w:pPr>
-            <w:r>
-              <w:rPr>
-                <w:rFonts w:ascii="Calibri" w:hAnsi="Calibri" w:eastAsia="微軟正黑體"/>
-                <w:sz w:val="24"/>
-                <w:szCs w:val="24"/>
-              </w:rPr>
-              <w:t xml:space="preserve">警戒水位時，</w:t>
-            </w:r>
-            <m:oMath>
-              <m:r>
-                <m:t xml:space="preserve">y</m:t>
-              </m:r>
-              <m:r>
-                <m:t xml:space="preserve">=</m:t>
-              </m:r>
-            </m:oMath>
-            <w:r>
-              <w:rPr>
-                <w:rFonts w:ascii="Calibri" w:hAnsi="Calibri" w:eastAsia="微軟正黑體"/>
-                <w:sz w:val="24"/>
-                <w:szCs w:val="24"/>
-              </w:rPr>
-              <w:t xml:space="preserve">＿＿＿＿</w:t>
-            </w:r>
-          </w:p>
-          <w:p>
-            <w:pPr>
               <w:pBdr>
                 <w:bottom w:val="single" w:sz="5" w:space="4" w:color="AAAAAA"/>
               </w:pBdr>
@@ -10236,425 +8537,8 @@
               <w:pBdr>
                 <w:bottom w:val="single" w:sz="5" w:space="5" w:color="AAAAAA"/>
               </w:pBdr>
-              <w:spacing w:line="360" w:lineRule="auto" w:before="90" w:after="0"/>
-              <w:ind w:left="560" w:right="1"/>
-            </w:pPr>
-            <w:r>
-              <w:rPr>
-                <w:sz w:val="28"/>
-                <w:szCs w:val="28"/>
-              </w:rPr>
-              <w:t xml:space="preserve"> </w:t>
-            </w:r>
-          </w:p>
-          <w:p>
-            <w:pPr>
-              <w:pBdr>
-                <w:bottom w:val="single" w:sz="5" w:space="4" w:color="AAAAAA"/>
-              </w:pBdr>
-              <w:spacing w:line="360" w:lineRule="auto" w:before="90" w:after="0"/>
-              <w:ind w:left="560" w:right="0"/>
-            </w:pPr>
-            <w:r>
-              <w:rPr>
-                <w:sz w:val="28"/>
-                <w:szCs w:val="28"/>
-              </w:rPr>
-              <w:t xml:space="preserve"> </w:t>
-            </w:r>
-          </w:p>
-          <w:p>
-            <w:pPr>
-              <w:keepNext/>
-              <w:spacing w:line="324" w:lineRule="auto" w:after="60"/>
-              <w:ind w:left="280"/>
-              <w:jc w:val="left"/>
-            </w:pPr>
-            <w:r>
-              <w:rPr>
-                <w:rFonts w:ascii="Calibri" w:hAnsi="Calibri" w:eastAsia="微軟正黑體"/>
-                <w:sz w:val="24"/>
-                <w:szCs w:val="24"/>
-              </w:rPr>
-              <w:t xml:space="preserve">答：水面寬度是＿＿＿＿米。</w:t>
-            </w:r>
-          </w:p>
-          <w:p>
-            <w:pPr>
-              <w:pBdr>
-                <w:bottom w:val="single" w:sz="5" w:space="5" w:color="AAAAAA"/>
-              </w:pBdr>
               <w:spacing w:line="320" w:lineRule="auto" w:before="70" w:after="0"/>
               <w:ind w:left="0" w:right="1"/>
-            </w:pPr>
-            <w:r>
-              <w:rPr>
-                <w:rFonts w:ascii="Calibri" w:hAnsi="Calibri" w:eastAsia="微軟正黑體"/>
-                <w:sz w:val="22"/>
-                <w:szCs w:val="22"/>
-              </w:rPr>
-              <w:t xml:space="preserve">改正： </w:t>
-            </w:r>
-            <w:r>
-              <w:rPr>
-                <w:sz w:val="28"/>
-                <w:szCs w:val="28"/>
-              </w:rPr>
-              <w:t xml:space="preserve"> </w:t>
-            </w:r>
-          </w:p>
-        </w:tc>
-      </w:tr>
-    </w:tbl>
-    <w:p>
-      <w:pPr>
-        <w:spacing w:before="0" w:after="0" w:line="200" w:lineRule="exact"/>
-      </w:pPr>
-    </w:p>
-    <w:tbl>
-      <w:tblPr>
-        <w:tblW w:w="11338" w:type="dxa"/>
-        <w:tblBorders>
-          <w:top w:val="single" w:sz="4" w:space="0" w:color="000000"/>
-          <w:left w:val="single" w:sz="4" w:space="0" w:color="000000"/>
-          <w:bottom w:val="single" w:sz="4" w:space="0" w:color="000000"/>
-          <w:right w:val="single" w:sz="4" w:space="0" w:color="000000"/>
-        </w:tblBorders>
-        <w:tblLayout w:type="fixed"/>
-      </w:tblPr>
-      <w:tblGrid>
-        <w:gridCol w:w="11338"/>
-      </w:tblGrid>
-      <w:tr>
-        <w:trPr>
-          <w:cantSplit/>
-        </w:trPr>
-        <w:tc>
-          <w:tcPr>
-            <w:tcW w:w="11338" w:type="dxa"/>
-            <w:tcMar>
-              <w:top w:w="80" w:type="dxa"/>
-              <w:left w:w="120" w:type="dxa"/>
-              <w:bottom w:w="80" w:type="dxa"/>
-              <w:right w:w="120" w:type="dxa"/>
-            </w:tcMar>
-          </w:tcPr>
-          <w:tbl>
-            <w:tblPr>
-              <w:tblW w:w="11078" w:type="dxa"/>
-              <w:tblBorders/>
-              <w:tblLayout w:type="fixed"/>
-            </w:tblPr>
-            <w:tblGrid>
-              <w:gridCol w:w="6203"/>
-              <w:gridCol w:w="4875"/>
-            </w:tblGrid>
-            <w:tr>
-              <w:trPr>
-                <w:cantSplit/>
-              </w:trPr>
-              <w:tc>
-                <w:tcPr>
-                  <w:tcW w:w="6203" w:type="dxa"/>
-                  <w:tcMar>
-                    <w:top w:w="70" w:type="dxa"/>
-                    <w:left w:w="110" w:type="dxa"/>
-                    <w:bottom w:w="70" w:type="dxa"/>
-                    <w:right w:w="110" w:type="dxa"/>
-                  </w:tcMar>
-                  <w:vAlign w:val="center"/>
-                </w:tcPr>
-                <w:p>
-                  <w:pPr>
-                    <w:keepNext/>
-                    <w:spacing w:line="360" w:lineRule="auto" w:after="80"/>
-                    <w:jc w:val="left"/>
-                  </w:pPr>
-                  <w:r>
-                    <w:rPr>
-                      <w:rFonts w:ascii="Calibri" w:hAnsi="Calibri" w:eastAsia="微軟正黑體"/>
-                      <w:sz w:val="24"/>
-                      <w:szCs w:val="24"/>
-                    </w:rPr>
-                    <w:t xml:space="preserve">練 16．如圖，有一拋物線形拱橋，當拱頂到水面的距離為 8 米時，水面寬度為 8 米。當水位上升到水面距離拱橋頂 2 米時，此時的水位為警戒水位。求：</w:t>
-                  </w:r>
-                </w:p>
-              </w:tc>
-              <w:tc>
-                <w:tcPr>
-                  <w:tcW w:w="4875" w:type="dxa"/>
-                  <w:tcMar>
-                    <w:top w:w="70" w:type="dxa"/>
-                    <w:left w:w="110" w:type="dxa"/>
-                    <w:bottom w:w="70" w:type="dxa"/>
-                    <w:right w:w="110" w:type="dxa"/>
-                  </w:tcMar>
-                  <w:vAlign w:val="top"/>
-                </w:tcPr>
-                <w:p>
-                  <w:pPr>
-                    <w:spacing w:before="0" w:after="0" w:line="276" w:lineRule="auto"/>
-                    <w:jc w:val="center"/>
-                  </w:pPr>
-                  <w:r>
-                    <w:drawing>
-                      <wp:inline xmlns:wp="http://schemas.openxmlformats.org/drawingml/2006/wordprocessingDrawing" distT="0" distB="0" distL="0" distR="0">
-                        <wp:extent cx="1872000" cy="1353637"/>
-                        <wp:docPr id="12" name="Picture 12"/>
-                        <a:graphic xmlns:a="http://schemas.openxmlformats.org/drawingml/2006/main">
-                          <a:graphicData uri="http://schemas.openxmlformats.org/drawingml/2006/picture">
-                            <pic:pic xmlns:pic="http://schemas.openxmlformats.org/drawingml/2006/picture">
-                              <pic:nvPicPr>
-                                <pic:cNvPr id="12" name="Picture 12"/>
-                                <pic:cNvPicPr/>
-                              </pic:nvPicPr>
-                              <pic:blipFill>
-                                <a:blip r:embed="rIdImg12"/>
-                                <a:stretch>
-                                  <a:fillRect/>
-                                </a:stretch>
-                              </pic:blipFill>
-                              <pic:spPr>
-                                <a:xfrm>
-                                  <a:off x="0" y="0"/>
-                                  <a:ext cx="1872000" cy="1353637"/>
-                                </a:xfrm>
-                                <a:prstGeom prst="rect">
-                                  <a:avLst/>
-                                </a:prstGeom>
-                              </pic:spPr>
-                            </pic:pic>
-                          </a:graphicData>
-                        </a:graphic>
-                      </wp:inline>
-                    </w:drawing>
-                  </w:r>
-                </w:p>
-              </w:tc>
-            </w:tr>
-          </w:tbl>
-          <w:p>
-            <w:pPr>
-              <w:keepNext/>
-              <w:spacing w:line="324" w:lineRule="auto" w:after="60"/>
-              <w:ind w:left="280"/>
-              <w:jc w:val="left"/>
-            </w:pPr>
-            <w:r>
-              <w:rPr>
-                <w:rFonts w:ascii="Calibri" w:hAnsi="Calibri" w:eastAsia="微軟正黑體"/>
-                <w:sz w:val="24"/>
-                <w:szCs w:val="24"/>
-              </w:rPr>
-              <w:t xml:space="preserve">(1) 寫出拋物線的頂點 </w:t>
-            </w:r>
-            <m:oMath>
-              <m:r>
-                <m:t xml:space="preserve">C</m:t>
-              </m:r>
-            </m:oMath>
-            <w:r>
-              <w:rPr>
-                <w:rFonts w:ascii="Calibri" w:hAnsi="Calibri" w:eastAsia="微軟正黑體"/>
-                <w:sz w:val="24"/>
-                <w:szCs w:val="24"/>
-              </w:rPr>
-              <w:t xml:space="preserve">、點 </w:t>
-            </w:r>
-            <m:oMath>
-              <m:r>
-                <m:t xml:space="preserve">A</m:t>
-              </m:r>
-            </m:oMath>
-            <w:r>
-              <w:rPr>
-                <w:rFonts w:ascii="Calibri" w:hAnsi="Calibri" w:eastAsia="微軟正黑體"/>
-                <w:sz w:val="24"/>
-                <w:szCs w:val="24"/>
-              </w:rPr>
-              <w:t xml:space="preserve">、</w:t>
-            </w:r>
-            <m:oMath>
-              <m:r>
-                <m:t xml:space="preserve">B</m:t>
-              </m:r>
-            </m:oMath>
-            <w:r>
-              <w:rPr>
-                <w:rFonts w:ascii="Calibri" w:hAnsi="Calibri" w:eastAsia="微軟正黑體"/>
-                <w:sz w:val="24"/>
-                <w:szCs w:val="24"/>
-              </w:rPr>
-              <w:t xml:space="preserve"> 的坐標；</w:t>
-            </w:r>
-          </w:p>
-          <w:p>
-            <w:pPr>
-              <w:pBdr>
-                <w:bottom w:val="single" w:sz="5" w:space="4" w:color="AAAAAA"/>
-              </w:pBdr>
-              <w:spacing w:line="360" w:lineRule="auto" w:before="90" w:after="0"/>
-              <w:ind w:left="560" w:right="0"/>
-            </w:pPr>
-            <w:r>
-              <w:rPr>
-                <w:sz w:val="28"/>
-                <w:szCs w:val="28"/>
-              </w:rPr>
-              <w:t xml:space="preserve"> </w:t>
-            </w:r>
-          </w:p>
-          <w:p>
-            <w:pPr>
-              <w:keepNext/>
-              <w:spacing w:line="324" w:lineRule="auto" w:after="60"/>
-              <w:ind w:left="280"/>
-              <w:jc w:val="left"/>
-            </w:pPr>
-            <w:r>
-              <w:rPr>
-                <w:rFonts w:ascii="Calibri" w:hAnsi="Calibri" w:eastAsia="微軟正黑體"/>
-                <w:sz w:val="24"/>
-                <w:szCs w:val="24"/>
-              </w:rPr>
-              <w:t xml:space="preserve">(2) 在如圖所示的坐標系中，求拋物線的解析式；</w:t>
-            </w:r>
-          </w:p>
-          <w:p>
-            <w:pPr>
-              <w:pBdr>
-                <w:bottom w:val="single" w:sz="5" w:space="5" w:color="AAAAAA"/>
-              </w:pBdr>
-              <w:spacing w:line="360" w:lineRule="auto" w:before="90" w:after="0"/>
-              <w:ind w:left="560" w:right="1"/>
-            </w:pPr>
-            <w:r>
-              <w:rPr>
-                <w:sz w:val="28"/>
-                <w:szCs w:val="28"/>
-              </w:rPr>
-              <w:t xml:space="preserve"> </w:t>
-            </w:r>
-          </w:p>
-          <w:p>
-            <w:pPr>
-              <w:pBdr>
-                <w:bottom w:val="single" w:sz="5" w:space="4" w:color="AAAAAA"/>
-              </w:pBdr>
-              <w:spacing w:line="360" w:lineRule="auto" w:before="90" w:after="0"/>
-              <w:ind w:left="560" w:right="0"/>
-            </w:pPr>
-            <w:r>
-              <w:rPr>
-                <w:sz w:val="28"/>
-                <w:szCs w:val="28"/>
-              </w:rPr>
-              <w:t xml:space="preserve"> </w:t>
-            </w:r>
-          </w:p>
-          <w:p>
-            <w:pPr>
-              <w:pBdr>
-                <w:bottom w:val="single" w:sz="5" w:space="5" w:color="AAAAAA"/>
-              </w:pBdr>
-              <w:spacing w:line="360" w:lineRule="auto" w:before="90" w:after="0"/>
-              <w:ind w:left="560" w:right="1"/>
-            </w:pPr>
-            <w:r>
-              <w:rPr>
-                <w:sz w:val="28"/>
-                <w:szCs w:val="28"/>
-              </w:rPr>
-              <w:t xml:space="preserve"> </w:t>
-            </w:r>
-          </w:p>
-          <w:p>
-            <w:pPr>
-              <w:pBdr>
-                <w:bottom w:val="single" w:sz="5" w:space="4" w:color="AAAAAA"/>
-              </w:pBdr>
-              <w:spacing w:line="360" w:lineRule="auto" w:before="90" w:after="0"/>
-              <w:ind w:left="560" w:right="0"/>
-            </w:pPr>
-            <w:r>
-              <w:rPr>
-                <w:sz w:val="28"/>
-                <w:szCs w:val="28"/>
-              </w:rPr>
-              <w:t xml:space="preserve"> </w:t>
-            </w:r>
-          </w:p>
-          <w:p>
-            <w:pPr>
-              <w:keepNext/>
-              <w:spacing w:line="324" w:lineRule="auto" w:after="60"/>
-              <w:ind w:left="280"/>
-              <w:jc w:val="left"/>
-            </w:pPr>
-            <w:r>
-              <w:rPr>
-                <w:rFonts w:ascii="Calibri" w:hAnsi="Calibri" w:eastAsia="微軟正黑體"/>
-                <w:sz w:val="24"/>
-                <w:szCs w:val="24"/>
-              </w:rPr>
-              <w:t xml:space="preserve">(3) 水位達到警戒水位時的水面寬度是多少米？</w:t>
-            </w:r>
-          </w:p>
-          <w:p>
-            <w:pPr>
-              <w:pBdr>
-                <w:bottom w:val="single" w:sz="5" w:space="5" w:color="AAAAAA"/>
-              </w:pBdr>
-              <w:spacing w:line="360" w:lineRule="auto" w:before="90" w:after="0"/>
-              <w:ind w:left="560" w:right="1"/>
-            </w:pPr>
-            <w:r>
-              <w:rPr>
-                <w:sz w:val="28"/>
-                <w:szCs w:val="28"/>
-              </w:rPr>
-              <w:t xml:space="preserve"> </w:t>
-            </w:r>
-          </w:p>
-          <w:p>
-            <w:pPr>
-              <w:pBdr>
-                <w:bottom w:val="single" w:sz="5" w:space="4" w:color="AAAAAA"/>
-              </w:pBdr>
-              <w:spacing w:line="360" w:lineRule="auto" w:before="90" w:after="0"/>
-              <w:ind w:left="560" w:right="0"/>
-            </w:pPr>
-            <w:r>
-              <w:rPr>
-                <w:sz w:val="28"/>
-                <w:szCs w:val="28"/>
-              </w:rPr>
-              <w:t xml:space="preserve"> </w:t>
-            </w:r>
-          </w:p>
-          <w:p>
-            <w:pPr>
-              <w:pBdr>
-                <w:bottom w:val="single" w:sz="5" w:space="5" w:color="AAAAAA"/>
-              </w:pBdr>
-              <w:spacing w:line="360" w:lineRule="auto" w:before="90" w:after="0"/>
-              <w:ind w:left="560" w:right="1"/>
-            </w:pPr>
-            <w:r>
-              <w:rPr>
-                <w:sz w:val="28"/>
-                <w:szCs w:val="28"/>
-              </w:rPr>
-              <w:t xml:space="preserve"> </w:t>
-            </w:r>
-          </w:p>
-          <w:p>
-            <w:pPr>
-              <w:pBdr>
-                <w:bottom w:val="single" w:sz="5" w:space="4" w:color="AAAAAA"/>
-              </w:pBdr>
-              <w:spacing w:line="320" w:lineRule="auto" w:before="70" w:after="0"/>
-              <w:ind w:left="0" w:right="0"/>
             </w:pPr>
             <w:r>
               <w:rPr>
